--- a/trillet-offpage-submission-kit.docx
+++ b/trillet-offpage-submission-kit.docx
@@ -45,7 +45,7 @@
         <w:rPr>
           <w:color w:val="52646A"/>
         </w:rPr>
-        <w:t xml:space="preserve">One canonical set of company details, ready-to-paste descriptions at the character limits directories impose, a prioritised target list, and a submission tracker. Use it to list Trillet consistently across review sites, AI-tool directories, startup databases, and app marketplaces.</w:t>
+        <w:t xml:space="preserve">A canonical set of company details and ready-to-paste descriptions at the character limits directories impose, plus categories, assets, and submission best-practices. Use it to keep every marketplace and directory listing consistent.</w:t>
       </w:r>
     </w:p>
     <w:p>
@@ -110,7 +110,7 @@
         <w:t xml:space="preserve">LEGEND  </w:t>
       </w:r>
       <w:r>
-        <w:t xml:space="preserve">CONFIRM = a detail Trillet must supply or verify before submitting.  ASSET = a file to attach.  P1/P2/P3 = suggested submission priority.</w:t>
+        <w:t xml:space="preserve">CONFIRM = a detail Trillet must supply or verify before submitting.  ASSET = a file to attach.</w:t>
       </w:r>
     </w:p>
     <w:p>
@@ -389,7 +389,7 @@
                 <w:sz w:val="18"/>
                 <w:szCs w:val="18"/>
               </w:rPr>
-              <w:t xml:space="preserve">Enterprise voice AI for high-stakes conversations</w:t>
+              <w:t xml:space="preserve">Enterprise voice AI agents for high-stakes conversations</w:t>
             </w:r>
           </w:p>
         </w:tc>
@@ -1661,7 +1661,7 @@
           <w:sz w:val="18"/>
           <w:szCs w:val="18"/>
         </w:rPr>
-        <w:t xml:space="preserve">Enterprise voice AI for high-stakes conversations.</w:t>
+        <w:t xml:space="preserve">Voice AI agents for high-stakes conversations.</w:t>
       </w:r>
     </w:p>
     <w:p>
@@ -1697,7 +1697,7 @@
           <w:sz w:val="18"/>
           <w:szCs w:val="18"/>
         </w:rPr>
-        <w:t xml:space="preserve">The voice AI that finishes the call.</w:t>
+        <w:t xml:space="preserve">Voice AI agents that finish the call.</w:t>
       </w:r>
     </w:p>
     <w:p>
@@ -1735,7 +1735,7 @@
           <w:sz w:val="18"/>
           <w:szCs w:val="18"/>
         </w:rPr>
-        <w:t xml:space="preserve">Enterprise voice AI that resolves complex, regulated calls end to end.</w:t>
+        <w:t xml:space="preserve">Enterprise voice AI agents that resolve complex, regulated calls end to end.</w:t>
       </w:r>
     </w:p>
     <w:p>
@@ -1760,7 +1760,7 @@
           <w:sz w:val="16"/>
           <w:szCs w:val="16"/>
         </w:rPr>
-        <w:t xml:space="preserve">(≈ 70 chars)</w:t>
+        <w:t xml:space="preserve">(≈ 76 chars)</w:t>
       </w:r>
     </w:p>
     <w:p>
@@ -1790,7 +1790,7 @@
           <w:sz w:val="18"/>
           <w:szCs w:val="18"/>
         </w:rPr>
-        <w:t xml:space="preserve">Trillet is enterprise voice AI that resolves high-stakes, regulated conversations end to end: verifying identity, acting in your systems, and closing the loop.</w:t>
+        <w:t xml:space="preserve">Trillet's voice AI agents resolve high-stakes, regulated conversations end to end: they verify identity, act in your systems of record, and close the loop.</w:t>
       </w:r>
     </w:p>
     <w:p>
@@ -1815,7 +1815,7 @@
           <w:sz w:val="16"/>
           <w:szCs w:val="16"/>
         </w:rPr>
-        <w:t xml:space="preserve">(≈ 159 chars)</w:t>
+        <w:t xml:space="preserve">(≈ 155 chars)</w:t>
       </w:r>
     </w:p>
     <w:p>
@@ -1845,7 +1845,7 @@
           <w:sz w:val="18"/>
           <w:szCs w:val="18"/>
         </w:rPr>
-        <w:t xml:space="preserve">Trillet is an enterprise voice-AI platform for high-stakes, regulated conversations. Its agents verify a caller's identity, act inside your systems of record, take payments and bookings, and follow through across voice, SMS, chat and email, with a full audit trail.</w:t>
+        <w:t xml:space="preserve">Trillet is an enterprise voice AI platform for high-stakes, regulated conversations. Its voice AI agents verify a caller's identity, act inside your systems of record, take payments and bookings, and follow through across voice, SMS, chat and email, with a full audit trail.</w:t>
       </w:r>
     </w:p>
     <w:p>
@@ -1870,7 +1870,7 @@
           <w:sz w:val="16"/>
           <w:szCs w:val="16"/>
         </w:rPr>
-        <w:t xml:space="preserve">(≈ 265 chars)</w:t>
+        <w:t xml:space="preserve">(≈ 274 chars)</w:t>
       </w:r>
     </w:p>
     <w:p>
@@ -1900,7 +1900,7 @@
           <w:sz w:val="18"/>
           <w:szCs w:val="18"/>
         </w:rPr>
-        <w:t xml:space="preserve">Trillet is an enterprise voice-AI platform that resolves high-stakes, regulated conversations from start to finish. Instead of only holding a conversation, Trillet agents verify a caller's identity to a compliance standard, act inside your systems of record (CRM, payments, scheduling), and follow through across voice, SMS, chat and email, writing a full audit trail on every interaction. Built for financial services, healthcare, legal, government and utilities, and trusted by 1,200+ businesses. Melbourne-based, globally operated.</w:t>
+        <w:t xml:space="preserve">Trillet is an enterprise voice AI platform that resolves high-stakes, regulated conversations from start to finish. Instead of only holding a conversation, Trillet's voice AI agents verify a caller's identity to a compliance standard, act inside your systems of record (CRM, payments, scheduling), and follow through across voice, SMS, chat and email, writing a full audit trail on every interaction. Built for financial services, healthcare, legal, government and utilities, and trusted by 1,200+ businesses. Melbourne-based, globally operated.</w:t>
       </w:r>
     </w:p>
     <w:p>
@@ -1925,7 +1925,7 @@
           <w:sz w:val="16"/>
           <w:szCs w:val="16"/>
         </w:rPr>
-        <w:t xml:space="preserve">(≈ 534 chars)</w:t>
+        <w:t xml:space="preserve">(≈ 545 chars)</w:t>
       </w:r>
     </w:p>
     <w:p>
@@ -1955,7 +1955,7 @@
           <w:sz w:val="18"/>
           <w:szCs w:val="18"/>
         </w:rPr>
-        <w:t xml:space="preserve">Trillet is an enterprise voice-AI platform built for the conversations that carry the most risk. Where conventional voice automation can hold a conversation, Trillet is built to complete one: its agents authenticate the caller to a compliance standard, act inside the customer's live systems of record such as CRM, practice management, payments and scheduling, take real actions like bookings and payments, and follow through across voice, SMS, chat and email. Every interaction leaves a full audit trail, so authentications and actions can be reviewed afterwards. Trillet is designed for regulated, high-consequence industries including financial services and collections, healthcare, legal, government and utilities, and can be deployed on-premise, in a private cloud, or fully managed, with Australian data residency available. The platform supports SOC 2 Type II, ISO 27001, HIPAA, GDPR, TCPA and ACMA requirements. Founded in 2024 and based in Melbourne, Australia, Trillet is trusted by more than 1,200 businesses and holds a 4.6 rating on Trustpilot. It is led by CEO Rob Petreski and co-founders Laurence Latin (CTO) and Ming Xu (COO).</w:t>
+        <w:t xml:space="preserve">Trillet is an enterprise voice AI platform built for the conversations that carry the most risk. Where conventional voice automation can hold a conversation, Trillet is built to complete one: its voice AI agents authenticate the caller to a compliance standard, act inside the customer's live systems of record such as CRM, practice management, payments and scheduling, take real actions like bookings and payments, and follow through across voice, SMS, chat and email. Every interaction leaves a full audit trail, so authentications and actions can be reviewed afterwards. Trillet is designed for regulated, high-consequence industries including financial services and collections, healthcare, legal, government and utilities, and can be deployed on-premise, in a private cloud, or fully managed, with Australian data residency available. The platform supports SOC 2 Type II, ISO 27001, HIPAA, GDPR, TCPA and ACMA requirements. Founded in 2024 and based in Melbourne, Australia, Trillet is trusted by more than 1,200 businesses and holds a 4.6 rating on Trustpilot. It is led by CEO Rob Petreski and co-founders Laurence Latin (CTO) and Ming Xu (COO).</w:t>
       </w:r>
     </w:p>
     <w:p>
@@ -1980,7 +1980,7 @@
           <w:sz w:val="16"/>
           <w:szCs w:val="16"/>
         </w:rPr>
-        <w:t xml:space="preserve">(≈ 1143 chars)</w:t>
+        <w:t xml:space="preserve">(≈ 1152 chars)</w:t>
       </w:r>
     </w:p>
     <w:p>
@@ -2010,7 +2010,7 @@
           <w:sz w:val="18"/>
           <w:szCs w:val="18"/>
         </w:rPr>
-        <w:t xml:space="preserve">Trillet is a Melbourne-based enterprise voice-AI company. Its platform resolves high-stakes, regulated conversations end to end across voice, SMS, chat and email, verifying identity, acting inside customers' systems of record, and producing a full audit trail. Trillet serves regulated industries including financial services, healthcare, legal, government and utilities, and is trusted by more than 1,200 businesses. Founded in 2024, Trillet is proudly Australian and globally operated.</w:t>
+        <w:t xml:space="preserve">Trillet is a Melbourne-based enterprise voice AI company. Its voice AI agents resolve high-stakes, regulated conversations end to end across voice, SMS, chat and email, verifying identity, acting inside customers' systems of record, and producing a full audit trail. Trillet serves regulated industries including financial services, healthcare, legal, government and utilities, and is trusted by more than 1,200 businesses. Founded in 2024, Trillet is proudly Australian and globally operated.</w:t>
       </w:r>
     </w:p>
     <w:p>
@@ -2035,7 +2035,7 @@
           <w:sz w:val="16"/>
           <w:szCs w:val="16"/>
         </w:rPr>
-        <w:t xml:space="preserve">(≈ 487 chars)</w:t>
+        <w:t xml:space="preserve">(≈ 493 chars)</w:t>
       </w:r>
     </w:p>
     <w:p>
@@ -2228,7 +2228,7 @@
         <w:spacing w:after="120" w:line="276"/>
       </w:pPr>
       <w:r>
-        <w:t xml:space="preserve">voice AI, AI voice agent, AI phone agent, AI receptionist, conversational AI, call center automation, outbound calling, inbound call automation, identity verification, appointment booking AI, payment collection, debt collection automation, HIPAA voice AI, compliance, audit trail, CRM integration, multi-channel (voice, SMS, chat, email), enterprise AI, regulated industries.</w:t>
+        <w:t xml:space="preserve">voice AI agents, voice AI, AI voice agent, AI phone agent, AI receptionist, conversational AI, call center automation, outbound calling, inbound call automation, identity verification, appointment booking AI, payment collection, debt collection automation, HIPAA voice AI, compliance, audit trail, CRM integration, multi-channel (voice, SMS, chat, email), enterprise AI, regulated industries.</w:t>
       </w:r>
     </w:p>
     <w:p>
@@ -3049,2013 +3049,7 @@
         <w:rPr>
           <w:color w:val="0E1B22"/>
         </w:rPr>
-        <w:t xml:space="preserve">6 · Target directories &amp; marketplaces</w:t>
-      </w:r>
-    </w:p>
-    <w:p>
-      <w:pPr>
-        <w:spacing w:after="120" w:line="276"/>
-      </w:pPr>
-      <w:r>
-        <w:t xml:space="preserve">Grouped by type and priority. P1 = do first (highest trust / traffic / backlink value). Claim an existing profile where one exists rather than creating a duplicate.</w:t>
-      </w:r>
-    </w:p>
-    <w:p>
-      <w:pPr>
-        <w:pStyle w:val="Heading2"/>
-        <w:spacing w:after="100" w:before="240"/>
-      </w:pPr>
-      <w:r>
-        <w:rPr>
-          <w:color w:val="0E1B22"/>
-        </w:rPr>
-        <w:t xml:space="preserve">6.1 Software review sites (P1: highest trust &amp; buyer intent)</w:t>
-      </w:r>
-    </w:p>
-    <w:tbl>
-      <w:tblPr>
-        <w:tblW w:type="dxa" w:w="9200"/>
-        <w:tblBorders>
-          <w:top w:val="single" w:color="D6E0E1" w:sz="4"/>
-          <w:left w:val="single" w:color="D6E0E1" w:sz="4"/>
-          <w:bottom w:val="single" w:color="D6E0E1" w:sz="4"/>
-          <w:right w:val="single" w:color="D6E0E1" w:sz="4"/>
-          <w:insideH w:val="single" w:color="D6E0E1" w:sz="4"/>
-          <w:insideV w:val="single" w:color="D6E0E1" w:sz="4"/>
-        </w:tblBorders>
-      </w:tblPr>
-      <w:tblGrid>
-        <w:gridCol w:w="2500"/>
-        <w:gridCol w:w="1100"/>
-        <w:gridCol w:w="5600"/>
-      </w:tblGrid>
-      <w:tr>
-        <w:trPr>
-          <w:tblHeader/>
-        </w:trPr>
-        <w:tc>
-          <w:tcPr>
-            <w:tcW w:type="dxa" w:w="2500"/>
-            <w:shd w:fill="0E1B22" w:color="auto" w:val="clear"/>
-            <w:tcMar>
-              <w:top w:type="dxa" w:w="60"/>
-              <w:left w:type="dxa" w:w="100"/>
-              <w:bottom w:type="dxa" w:w="60"/>
-              <w:right w:type="dxa" w:w="100"/>
-            </w:tcMar>
-          </w:tcPr>
-          <w:p>
-            <w:r>
-              <w:rPr>
-                <w:b/>
-                <w:bCs/>
-                <w:color w:val="FFFFFF"/>
-                <w:sz w:val="17"/>
-                <w:szCs w:val="17"/>
-              </w:rPr>
-              <w:t xml:space="preserve">Platform</w:t>
-            </w:r>
-          </w:p>
-        </w:tc>
-        <w:tc>
-          <w:tcPr>
-            <w:tcW w:type="dxa" w:w="1100"/>
-            <w:shd w:fill="0E1B22" w:color="auto" w:val="clear"/>
-            <w:tcMar>
-              <w:top w:type="dxa" w:w="60"/>
-              <w:left w:type="dxa" w:w="100"/>
-              <w:bottom w:type="dxa" w:w="60"/>
-              <w:right w:type="dxa" w:w="100"/>
-            </w:tcMar>
-          </w:tcPr>
-          <w:p>
-            <w:r>
-              <w:rPr>
-                <w:b/>
-                <w:bCs/>
-                <w:color w:val="FFFFFF"/>
-                <w:sz w:val="17"/>
-                <w:szCs w:val="17"/>
-              </w:rPr>
-              <w:t xml:space="preserve">Priority</w:t>
-            </w:r>
-          </w:p>
-        </w:tc>
-        <w:tc>
-          <w:tcPr>
-            <w:tcW w:type="dxa" w:w="5600"/>
-            <w:shd w:fill="0E1B22" w:color="auto" w:val="clear"/>
-            <w:tcMar>
-              <w:top w:type="dxa" w:w="60"/>
-              <w:left w:type="dxa" w:w="100"/>
-              <w:bottom w:type="dxa" w:w="60"/>
-              <w:right w:type="dxa" w:w="100"/>
-            </w:tcMar>
-          </w:tcPr>
-          <w:p>
-            <w:r>
-              <w:rPr>
-                <w:b/>
-                <w:bCs/>
-                <w:color w:val="FFFFFF"/>
-                <w:sz w:val="17"/>
-                <w:szCs w:val="17"/>
-              </w:rPr>
-              <w:t xml:space="preserve">Notes</w:t>
-            </w:r>
-          </w:p>
-        </w:tc>
-      </w:tr>
-      <w:tr>
-        <w:tc>
-          <w:tcPr>
-            <w:tcW w:type="dxa" w:w="2500"/>
-            <w:tcMar>
-              <w:top w:type="dxa" w:w="50"/>
-              <w:left w:type="dxa" w:w="100"/>
-              <w:bottom w:type="dxa" w:w="50"/>
-              <w:right w:type="dxa" w:w="100"/>
-            </w:tcMar>
-          </w:tcPr>
-          <w:p>
-            <w:pPr>
-              <w:spacing w:line="250"/>
-            </w:pPr>
-            <w:r>
-              <w:rPr>
-                <w:sz w:val="18"/>
-                <w:szCs w:val="18"/>
-              </w:rPr>
-              <w:t xml:space="preserve">G2</w:t>
-            </w:r>
-          </w:p>
-        </w:tc>
-        <w:tc>
-          <w:tcPr>
-            <w:tcW w:type="dxa" w:w="1100"/>
-            <w:tcMar>
-              <w:top w:type="dxa" w:w="50"/>
-              <w:left w:type="dxa" w:w="100"/>
-              <w:bottom w:type="dxa" w:w="50"/>
-              <w:right w:type="dxa" w:w="100"/>
-            </w:tcMar>
-          </w:tcPr>
-          <w:p>
-            <w:pPr>
-              <w:spacing w:line="250"/>
-            </w:pPr>
-            <w:r>
-              <w:rPr>
-                <w:sz w:val="18"/>
-                <w:szCs w:val="18"/>
-              </w:rPr>
-              <w:t xml:space="preserve">P1</w:t>
-            </w:r>
-          </w:p>
-        </w:tc>
-        <w:tc>
-          <w:tcPr>
-            <w:tcW w:type="dxa" w:w="5600"/>
-            <w:tcMar>
-              <w:top w:type="dxa" w:w="50"/>
-              <w:left w:type="dxa" w:w="100"/>
-              <w:bottom w:type="dxa" w:w="50"/>
-              <w:right w:type="dxa" w:w="100"/>
-            </w:tcMar>
-          </w:tcPr>
-          <w:p>
-            <w:pPr>
-              <w:spacing w:line="250"/>
-            </w:pPr>
-            <w:r>
-              <w:rPr>
-                <w:sz w:val="18"/>
-                <w:szCs w:val="18"/>
-              </w:rPr>
-              <w:t xml:space="preserve">Category: Conversational AI / Contact Center. Reviews-driven; seed with existing happy customers (see §8).</w:t>
-            </w:r>
-          </w:p>
-        </w:tc>
-      </w:tr>
-      <w:tr>
-        <w:tc>
-          <w:tcPr>
-            <w:tcW w:type="dxa" w:w="2500"/>
-            <w:tcMar>
-              <w:top w:type="dxa" w:w="50"/>
-              <w:left w:type="dxa" w:w="100"/>
-              <w:bottom w:type="dxa" w:w="50"/>
-              <w:right w:type="dxa" w:w="100"/>
-            </w:tcMar>
-          </w:tcPr>
-          <w:p>
-            <w:pPr>
-              <w:spacing w:line="250"/>
-            </w:pPr>
-            <w:r>
-              <w:rPr>
-                <w:sz w:val="18"/>
-                <w:szCs w:val="18"/>
-              </w:rPr>
-              <w:t xml:space="preserve">Capterra / GetApp / Software Advice</w:t>
-            </w:r>
-          </w:p>
-        </w:tc>
-        <w:tc>
-          <w:tcPr>
-            <w:tcW w:type="dxa" w:w="1100"/>
-            <w:tcMar>
-              <w:top w:type="dxa" w:w="50"/>
-              <w:left w:type="dxa" w:w="100"/>
-              <w:bottom w:type="dxa" w:w="50"/>
-              <w:right w:type="dxa" w:w="100"/>
-            </w:tcMar>
-          </w:tcPr>
-          <w:p>
-            <w:pPr>
-              <w:spacing w:line="250"/>
-            </w:pPr>
-            <w:r>
-              <w:rPr>
-                <w:sz w:val="18"/>
-                <w:szCs w:val="18"/>
-              </w:rPr>
-              <w:t xml:space="preserve">P1</w:t>
-            </w:r>
-          </w:p>
-        </w:tc>
-        <w:tc>
-          <w:tcPr>
-            <w:tcW w:type="dxa" w:w="5600"/>
-            <w:tcMar>
-              <w:top w:type="dxa" w:w="50"/>
-              <w:left w:type="dxa" w:w="100"/>
-              <w:bottom w:type="dxa" w:w="50"/>
-              <w:right w:type="dxa" w:w="100"/>
-            </w:tcMar>
-          </w:tcPr>
-          <w:p>
-            <w:pPr>
-              <w:spacing w:line="250"/>
-            </w:pPr>
-            <w:r>
-              <w:rPr>
-                <w:sz w:val="18"/>
-                <w:szCs w:val="18"/>
-              </w:rPr>
-              <w:t xml:space="preserve">One Gartner Digital Markets profile syndicates across all three.</w:t>
-            </w:r>
-          </w:p>
-        </w:tc>
-      </w:tr>
-      <w:tr>
-        <w:tc>
-          <w:tcPr>
-            <w:tcW w:type="dxa" w:w="2500"/>
-            <w:tcMar>
-              <w:top w:type="dxa" w:w="50"/>
-              <w:left w:type="dxa" w:w="100"/>
-              <w:bottom w:type="dxa" w:w="50"/>
-              <w:right w:type="dxa" w:w="100"/>
-            </w:tcMar>
-          </w:tcPr>
-          <w:p>
-            <w:pPr>
-              <w:spacing w:line="250"/>
-            </w:pPr>
-            <w:r>
-              <w:rPr>
-                <w:sz w:val="18"/>
-                <w:szCs w:val="18"/>
-              </w:rPr>
-              <w:t xml:space="preserve">TrustRadius</w:t>
-            </w:r>
-          </w:p>
-        </w:tc>
-        <w:tc>
-          <w:tcPr>
-            <w:tcW w:type="dxa" w:w="1100"/>
-            <w:tcMar>
-              <w:top w:type="dxa" w:w="50"/>
-              <w:left w:type="dxa" w:w="100"/>
-              <w:bottom w:type="dxa" w:w="50"/>
-              <w:right w:type="dxa" w:w="100"/>
-            </w:tcMar>
-          </w:tcPr>
-          <w:p>
-            <w:pPr>
-              <w:spacing w:line="250"/>
-            </w:pPr>
-            <w:r>
-              <w:rPr>
-                <w:sz w:val="18"/>
-                <w:szCs w:val="18"/>
-              </w:rPr>
-              <w:t xml:space="preserve">P1</w:t>
-            </w:r>
-          </w:p>
-        </w:tc>
-        <w:tc>
-          <w:tcPr>
-            <w:tcW w:type="dxa" w:w="5600"/>
-            <w:tcMar>
-              <w:top w:type="dxa" w:w="50"/>
-              <w:left w:type="dxa" w:w="100"/>
-              <w:bottom w:type="dxa" w:w="50"/>
-              <w:right w:type="dxa" w:w="100"/>
-            </w:tcMar>
-          </w:tcPr>
-          <w:p>
-            <w:pPr>
-              <w:spacing w:line="250"/>
-            </w:pPr>
-            <w:r>
-              <w:rPr>
-                <w:sz w:val="18"/>
-                <w:szCs w:val="18"/>
-              </w:rPr>
-              <w:t xml:space="preserve">Long-form reviews; strong for enterprise buyers.</w:t>
-            </w:r>
-          </w:p>
-        </w:tc>
-      </w:tr>
-      <w:tr>
-        <w:tc>
-          <w:tcPr>
-            <w:tcW w:type="dxa" w:w="2500"/>
-            <w:tcMar>
-              <w:top w:type="dxa" w:w="50"/>
-              <w:left w:type="dxa" w:w="100"/>
-              <w:bottom w:type="dxa" w:w="50"/>
-              <w:right w:type="dxa" w:w="100"/>
-            </w:tcMar>
-          </w:tcPr>
-          <w:p>
-            <w:pPr>
-              <w:spacing w:line="250"/>
-            </w:pPr>
-            <w:r>
-              <w:rPr>
-                <w:sz w:val="18"/>
-                <w:szCs w:val="18"/>
-              </w:rPr>
-              <w:t xml:space="preserve">Trustpilot</w:t>
-            </w:r>
-          </w:p>
-        </w:tc>
-        <w:tc>
-          <w:tcPr>
-            <w:tcW w:type="dxa" w:w="1100"/>
-            <w:tcMar>
-              <w:top w:type="dxa" w:w="50"/>
-              <w:left w:type="dxa" w:w="100"/>
-              <w:bottom w:type="dxa" w:w="50"/>
-              <w:right w:type="dxa" w:w="100"/>
-            </w:tcMar>
-          </w:tcPr>
-          <w:p>
-            <w:pPr>
-              <w:spacing w:line="250"/>
-            </w:pPr>
-            <w:r>
-              <w:rPr>
-                <w:sz w:val="18"/>
-                <w:szCs w:val="18"/>
-              </w:rPr>
-              <w:t xml:space="preserve">P1</w:t>
-            </w:r>
-          </w:p>
-        </w:tc>
-        <w:tc>
-          <w:tcPr>
-            <w:tcW w:type="dxa" w:w="5600"/>
-            <w:tcMar>
-              <w:top w:type="dxa" w:w="50"/>
-              <w:left w:type="dxa" w:w="100"/>
-              <w:bottom w:type="dxa" w:w="50"/>
-              <w:right w:type="dxa" w:w="100"/>
-            </w:tcMar>
-          </w:tcPr>
-          <w:p>
-            <w:pPr>
-              <w:spacing w:line="250"/>
-            </w:pPr>
-            <w:r>
-              <w:rPr>
-                <w:sz w:val="18"/>
-                <w:szCs w:val="18"/>
-              </w:rPr>
-              <w:t xml:space="preserve">Already live at 4.6/5. Keep review flow active; link from site footer.</w:t>
-            </w:r>
-          </w:p>
-        </w:tc>
-      </w:tr>
-      <w:tr>
-        <w:tc>
-          <w:tcPr>
-            <w:tcW w:type="dxa" w:w="2500"/>
-            <w:tcMar>
-              <w:top w:type="dxa" w:w="50"/>
-              <w:left w:type="dxa" w:w="100"/>
-              <w:bottom w:type="dxa" w:w="50"/>
-              <w:right w:type="dxa" w:w="100"/>
-            </w:tcMar>
-          </w:tcPr>
-          <w:p>
-            <w:pPr>
-              <w:spacing w:line="250"/>
-            </w:pPr>
-            <w:r>
-              <w:rPr>
-                <w:sz w:val="18"/>
-                <w:szCs w:val="18"/>
-              </w:rPr>
-              <w:t xml:space="preserve">Gartner Peer Insights</w:t>
-            </w:r>
-          </w:p>
-        </w:tc>
-        <w:tc>
-          <w:tcPr>
-            <w:tcW w:type="dxa" w:w="1100"/>
-            <w:tcMar>
-              <w:top w:type="dxa" w:w="50"/>
-              <w:left w:type="dxa" w:w="100"/>
-              <w:bottom w:type="dxa" w:w="50"/>
-              <w:right w:type="dxa" w:w="100"/>
-            </w:tcMar>
-          </w:tcPr>
-          <w:p>
-            <w:pPr>
-              <w:spacing w:line="250"/>
-            </w:pPr>
-            <w:r>
-              <w:rPr>
-                <w:sz w:val="18"/>
-                <w:szCs w:val="18"/>
-              </w:rPr>
-              <w:t xml:space="preserve">P2</w:t>
-            </w:r>
-          </w:p>
-        </w:tc>
-        <w:tc>
-          <w:tcPr>
-            <w:tcW w:type="dxa" w:w="5600"/>
-            <w:tcMar>
-              <w:top w:type="dxa" w:w="50"/>
-              <w:left w:type="dxa" w:w="100"/>
-              <w:bottom w:type="dxa" w:w="50"/>
-              <w:right w:type="dxa" w:w="100"/>
-            </w:tcMar>
-          </w:tcPr>
-          <w:p>
-            <w:pPr>
-              <w:spacing w:line="250"/>
-            </w:pPr>
-            <w:r>
-              <w:rPr>
-                <w:sz w:val="18"/>
-                <w:szCs w:val="18"/>
-              </w:rPr>
-              <w:t xml:space="preserve">Enterprise credibility; slower review process.</w:t>
-            </w:r>
-          </w:p>
-        </w:tc>
-      </w:tr>
-    </w:tbl>
-    <w:p>
-      <w:pPr>
-        <w:pStyle w:val="Heading2"/>
-        <w:spacing w:after="100" w:before="240"/>
-      </w:pPr>
-      <w:r>
-        <w:rPr>
-          <w:color w:val="0E1B22"/>
-        </w:rPr>
-        <w:t xml:space="preserve">6.2 AI-tool directories (P1/P2: discovery &amp; GEO citations)</w:t>
-      </w:r>
-    </w:p>
-    <w:tbl>
-      <w:tblPr>
-        <w:tblW w:type="dxa" w:w="9200"/>
-        <w:tblBorders>
-          <w:top w:val="single" w:color="D6E0E1" w:sz="4"/>
-          <w:left w:val="single" w:color="D6E0E1" w:sz="4"/>
-          <w:bottom w:val="single" w:color="D6E0E1" w:sz="4"/>
-          <w:right w:val="single" w:color="D6E0E1" w:sz="4"/>
-          <w:insideH w:val="single" w:color="D6E0E1" w:sz="4"/>
-          <w:insideV w:val="single" w:color="D6E0E1" w:sz="4"/>
-        </w:tblBorders>
-      </w:tblPr>
-      <w:tblGrid>
-        <w:gridCol w:w="2500"/>
-        <w:gridCol w:w="1100"/>
-        <w:gridCol w:w="5600"/>
-      </w:tblGrid>
-      <w:tr>
-        <w:trPr>
-          <w:tblHeader/>
-        </w:trPr>
-        <w:tc>
-          <w:tcPr>
-            <w:tcW w:type="dxa" w:w="2500"/>
-            <w:shd w:fill="0E1B22" w:color="auto" w:val="clear"/>
-            <w:tcMar>
-              <w:top w:type="dxa" w:w="60"/>
-              <w:left w:type="dxa" w:w="100"/>
-              <w:bottom w:type="dxa" w:w="60"/>
-              <w:right w:type="dxa" w:w="100"/>
-            </w:tcMar>
-          </w:tcPr>
-          <w:p>
-            <w:r>
-              <w:rPr>
-                <w:b/>
-                <w:bCs/>
-                <w:color w:val="FFFFFF"/>
-                <w:sz w:val="17"/>
-                <w:szCs w:val="17"/>
-              </w:rPr>
-              <w:t xml:space="preserve">Platform</w:t>
-            </w:r>
-          </w:p>
-        </w:tc>
-        <w:tc>
-          <w:tcPr>
-            <w:tcW w:type="dxa" w:w="1100"/>
-            <w:shd w:fill="0E1B22" w:color="auto" w:val="clear"/>
-            <w:tcMar>
-              <w:top w:type="dxa" w:w="60"/>
-              <w:left w:type="dxa" w:w="100"/>
-              <w:bottom w:type="dxa" w:w="60"/>
-              <w:right w:type="dxa" w:w="100"/>
-            </w:tcMar>
-          </w:tcPr>
-          <w:p>
-            <w:r>
-              <w:rPr>
-                <w:b/>
-                <w:bCs/>
-                <w:color w:val="FFFFFF"/>
-                <w:sz w:val="17"/>
-                <w:szCs w:val="17"/>
-              </w:rPr>
-              <w:t xml:space="preserve">Priority</w:t>
-            </w:r>
-          </w:p>
-        </w:tc>
-        <w:tc>
-          <w:tcPr>
-            <w:tcW w:type="dxa" w:w="5600"/>
-            <w:shd w:fill="0E1B22" w:color="auto" w:val="clear"/>
-            <w:tcMar>
-              <w:top w:type="dxa" w:w="60"/>
-              <w:left w:type="dxa" w:w="100"/>
-              <w:bottom w:type="dxa" w:w="60"/>
-              <w:right w:type="dxa" w:w="100"/>
-            </w:tcMar>
-          </w:tcPr>
-          <w:p>
-            <w:r>
-              <w:rPr>
-                <w:b/>
-                <w:bCs/>
-                <w:color w:val="FFFFFF"/>
-                <w:sz w:val="17"/>
-                <w:szCs w:val="17"/>
-              </w:rPr>
-              <w:t xml:space="preserve">Notes</w:t>
-            </w:r>
-          </w:p>
-        </w:tc>
-      </w:tr>
-      <w:tr>
-        <w:tc>
-          <w:tcPr>
-            <w:tcW w:type="dxa" w:w="2500"/>
-            <w:tcMar>
-              <w:top w:type="dxa" w:w="50"/>
-              <w:left w:type="dxa" w:w="100"/>
-              <w:bottom w:type="dxa" w:w="50"/>
-              <w:right w:type="dxa" w:w="100"/>
-            </w:tcMar>
-          </w:tcPr>
-          <w:p>
-            <w:pPr>
-              <w:spacing w:line="250"/>
-            </w:pPr>
-            <w:r>
-              <w:rPr>
-                <w:sz w:val="18"/>
-                <w:szCs w:val="18"/>
-              </w:rPr>
-              <w:t xml:space="preserve">There's An AI For That</w:t>
-            </w:r>
-          </w:p>
-        </w:tc>
-        <w:tc>
-          <w:tcPr>
-            <w:tcW w:type="dxa" w:w="1100"/>
-            <w:tcMar>
-              <w:top w:type="dxa" w:w="50"/>
-              <w:left w:type="dxa" w:w="100"/>
-              <w:bottom w:type="dxa" w:w="50"/>
-              <w:right w:type="dxa" w:w="100"/>
-            </w:tcMar>
-          </w:tcPr>
-          <w:p>
-            <w:pPr>
-              <w:spacing w:line="250"/>
-            </w:pPr>
-            <w:r>
-              <w:rPr>
-                <w:sz w:val="18"/>
-                <w:szCs w:val="18"/>
-              </w:rPr>
-              <w:t xml:space="preserve">P1</w:t>
-            </w:r>
-          </w:p>
-        </w:tc>
-        <w:tc>
-          <w:tcPr>
-            <w:tcW w:type="dxa" w:w="5600"/>
-            <w:tcMar>
-              <w:top w:type="dxa" w:w="50"/>
-              <w:left w:type="dxa" w:w="100"/>
-              <w:bottom w:type="dxa" w:w="50"/>
-              <w:right w:type="dxa" w:w="100"/>
-            </w:tcMar>
-          </w:tcPr>
-          <w:p>
-            <w:pPr>
-              <w:spacing w:line="250"/>
-            </w:pPr>
-            <w:r>
-              <w:rPr>
-                <w:sz w:val="18"/>
-                <w:szCs w:val="18"/>
-              </w:rPr>
-              <w:t xml:space="preserve">High-traffic AI directory; voice-agent category.</w:t>
-            </w:r>
-          </w:p>
-        </w:tc>
-      </w:tr>
-      <w:tr>
-        <w:tc>
-          <w:tcPr>
-            <w:tcW w:type="dxa" w:w="2500"/>
-            <w:tcMar>
-              <w:top w:type="dxa" w:w="50"/>
-              <w:left w:type="dxa" w:w="100"/>
-              <w:bottom w:type="dxa" w:w="50"/>
-              <w:right w:type="dxa" w:w="100"/>
-            </w:tcMar>
-          </w:tcPr>
-          <w:p>
-            <w:pPr>
-              <w:spacing w:line="250"/>
-            </w:pPr>
-            <w:r>
-              <w:rPr>
-                <w:sz w:val="18"/>
-                <w:szCs w:val="18"/>
-              </w:rPr>
-              <w:t xml:space="preserve">Futurepedia</w:t>
-            </w:r>
-          </w:p>
-        </w:tc>
-        <w:tc>
-          <w:tcPr>
-            <w:tcW w:type="dxa" w:w="1100"/>
-            <w:tcMar>
-              <w:top w:type="dxa" w:w="50"/>
-              <w:left w:type="dxa" w:w="100"/>
-              <w:bottom w:type="dxa" w:w="50"/>
-              <w:right w:type="dxa" w:w="100"/>
-            </w:tcMar>
-          </w:tcPr>
-          <w:p>
-            <w:pPr>
-              <w:spacing w:line="250"/>
-            </w:pPr>
-            <w:r>
-              <w:rPr>
-                <w:sz w:val="18"/>
-                <w:szCs w:val="18"/>
-              </w:rPr>
-              <w:t xml:space="preserve">P1</w:t>
-            </w:r>
-          </w:p>
-        </w:tc>
-        <w:tc>
-          <w:tcPr>
-            <w:tcW w:type="dxa" w:w="5600"/>
-            <w:tcMar>
-              <w:top w:type="dxa" w:w="50"/>
-              <w:left w:type="dxa" w:w="100"/>
-              <w:bottom w:type="dxa" w:w="50"/>
-              <w:right w:type="dxa" w:w="100"/>
-            </w:tcMar>
-          </w:tcPr>
-          <w:p>
-            <w:pPr>
-              <w:spacing w:line="250"/>
-            </w:pPr>
-            <w:r>
-              <w:rPr>
-                <w:sz w:val="18"/>
-                <w:szCs w:val="18"/>
-              </w:rPr>
-              <w:t xml:space="preserve">Large AI-tool index; strong referral traffic.</w:t>
-            </w:r>
-          </w:p>
-        </w:tc>
-      </w:tr>
-      <w:tr>
-        <w:tc>
-          <w:tcPr>
-            <w:tcW w:type="dxa" w:w="2500"/>
-            <w:tcMar>
-              <w:top w:type="dxa" w:w="50"/>
-              <w:left w:type="dxa" w:w="100"/>
-              <w:bottom w:type="dxa" w:w="50"/>
-              <w:right w:type="dxa" w:w="100"/>
-            </w:tcMar>
-          </w:tcPr>
-          <w:p>
-            <w:pPr>
-              <w:spacing w:line="250"/>
-            </w:pPr>
-            <w:r>
-              <w:rPr>
-                <w:sz w:val="18"/>
-                <w:szCs w:val="18"/>
-              </w:rPr>
-              <w:t xml:space="preserve">Toolify.ai</w:t>
-            </w:r>
-          </w:p>
-        </w:tc>
-        <w:tc>
-          <w:tcPr>
-            <w:tcW w:type="dxa" w:w="1100"/>
-            <w:tcMar>
-              <w:top w:type="dxa" w:w="50"/>
-              <w:left w:type="dxa" w:w="100"/>
-              <w:bottom w:type="dxa" w:w="50"/>
-              <w:right w:type="dxa" w:w="100"/>
-            </w:tcMar>
-          </w:tcPr>
-          <w:p>
-            <w:pPr>
-              <w:spacing w:line="250"/>
-            </w:pPr>
-            <w:r>
-              <w:rPr>
-                <w:sz w:val="18"/>
-                <w:szCs w:val="18"/>
-              </w:rPr>
-              <w:t xml:space="preserve">P2</w:t>
-            </w:r>
-          </w:p>
-        </w:tc>
-        <w:tc>
-          <w:tcPr>
-            <w:tcW w:type="dxa" w:w="5600"/>
-            <w:tcMar>
-              <w:top w:type="dxa" w:w="50"/>
-              <w:left w:type="dxa" w:w="100"/>
-              <w:bottom w:type="dxa" w:w="50"/>
-              <w:right w:type="dxa" w:w="100"/>
-            </w:tcMar>
-          </w:tcPr>
-          <w:p>
-            <w:pPr>
-              <w:spacing w:line="250"/>
-            </w:pPr>
-            <w:r>
-              <w:rPr>
-                <w:sz w:val="18"/>
-                <w:szCs w:val="18"/>
-              </w:rPr>
-              <w:t xml:space="preserve">Aggregated AI-tool listings; good for GEO citations.</w:t>
-            </w:r>
-          </w:p>
-        </w:tc>
-      </w:tr>
-      <w:tr>
-        <w:tc>
-          <w:tcPr>
-            <w:tcW w:type="dxa" w:w="2500"/>
-            <w:tcMar>
-              <w:top w:type="dxa" w:w="50"/>
-              <w:left w:type="dxa" w:w="100"/>
-              <w:bottom w:type="dxa" w:w="50"/>
-              <w:right w:type="dxa" w:w="100"/>
-            </w:tcMar>
-          </w:tcPr>
-          <w:p>
-            <w:pPr>
-              <w:spacing w:line="250"/>
-            </w:pPr>
-            <w:r>
-              <w:rPr>
-                <w:sz w:val="18"/>
-                <w:szCs w:val="18"/>
-              </w:rPr>
-              <w:t xml:space="preserve">Future Tools</w:t>
-            </w:r>
-          </w:p>
-        </w:tc>
-        <w:tc>
-          <w:tcPr>
-            <w:tcW w:type="dxa" w:w="1100"/>
-            <w:tcMar>
-              <w:top w:type="dxa" w:w="50"/>
-              <w:left w:type="dxa" w:w="100"/>
-              <w:bottom w:type="dxa" w:w="50"/>
-              <w:right w:type="dxa" w:w="100"/>
-            </w:tcMar>
-          </w:tcPr>
-          <w:p>
-            <w:pPr>
-              <w:spacing w:line="250"/>
-            </w:pPr>
-            <w:r>
-              <w:rPr>
-                <w:sz w:val="18"/>
-                <w:szCs w:val="18"/>
-              </w:rPr>
-              <w:t xml:space="preserve">P2</w:t>
-            </w:r>
-          </w:p>
-        </w:tc>
-        <w:tc>
-          <w:tcPr>
-            <w:tcW w:type="dxa" w:w="5600"/>
-            <w:tcMar>
-              <w:top w:type="dxa" w:w="50"/>
-              <w:left w:type="dxa" w:w="100"/>
-              <w:bottom w:type="dxa" w:w="50"/>
-              <w:right w:type="dxa" w:w="100"/>
-            </w:tcMar>
-          </w:tcPr>
-          <w:p>
-            <w:pPr>
-              <w:spacing w:line="250"/>
-            </w:pPr>
-            <w:r>
-              <w:rPr>
-                <w:sz w:val="18"/>
-                <w:szCs w:val="18"/>
-              </w:rPr>
-              <w:t xml:space="preserve">Curated; submit for review.</w:t>
-            </w:r>
-          </w:p>
-        </w:tc>
-      </w:tr>
-      <w:tr>
-        <w:tc>
-          <w:tcPr>
-            <w:tcW w:type="dxa" w:w="2500"/>
-            <w:tcMar>
-              <w:top w:type="dxa" w:w="50"/>
-              <w:left w:type="dxa" w:w="100"/>
-              <w:bottom w:type="dxa" w:w="50"/>
-              <w:right w:type="dxa" w:w="100"/>
-            </w:tcMar>
-          </w:tcPr>
-          <w:p>
-            <w:pPr>
-              <w:spacing w:line="250"/>
-            </w:pPr>
-            <w:r>
-              <w:rPr>
-                <w:sz w:val="18"/>
-                <w:szCs w:val="18"/>
-              </w:rPr>
-              <w:t xml:space="preserve">AI Scout / TopAI.tools / Insidr</w:t>
-            </w:r>
-          </w:p>
-        </w:tc>
-        <w:tc>
-          <w:tcPr>
-            <w:tcW w:type="dxa" w:w="1100"/>
-            <w:tcMar>
-              <w:top w:type="dxa" w:w="50"/>
-              <w:left w:type="dxa" w:w="100"/>
-              <w:bottom w:type="dxa" w:w="50"/>
-              <w:right w:type="dxa" w:w="100"/>
-            </w:tcMar>
-          </w:tcPr>
-          <w:p>
-            <w:pPr>
-              <w:spacing w:line="250"/>
-            </w:pPr>
-            <w:r>
-              <w:rPr>
-                <w:sz w:val="18"/>
-                <w:szCs w:val="18"/>
-              </w:rPr>
-              <w:t xml:space="preserve">P2</w:t>
-            </w:r>
-          </w:p>
-        </w:tc>
-        <w:tc>
-          <w:tcPr>
-            <w:tcW w:type="dxa" w:w="5600"/>
-            <w:tcMar>
-              <w:top w:type="dxa" w:w="50"/>
-              <w:left w:type="dxa" w:w="100"/>
-              <w:bottom w:type="dxa" w:w="50"/>
-              <w:right w:type="dxa" w:w="100"/>
-            </w:tcMar>
-          </w:tcPr>
-          <w:p>
-            <w:pPr>
-              <w:spacing w:line="250"/>
-            </w:pPr>
-            <w:r>
-              <w:rPr>
-                <w:sz w:val="18"/>
-                <w:szCs w:val="18"/>
-              </w:rPr>
-              <w:t xml:space="preserve">Volume AI directories; consistent copy from §2.</w:t>
-            </w:r>
-          </w:p>
-        </w:tc>
-      </w:tr>
-      <w:tr>
-        <w:tc>
-          <w:tcPr>
-            <w:tcW w:type="dxa" w:w="2500"/>
-            <w:tcMar>
-              <w:top w:type="dxa" w:w="50"/>
-              <w:left w:type="dxa" w:w="100"/>
-              <w:bottom w:type="dxa" w:w="50"/>
-              <w:right w:type="dxa" w:w="100"/>
-            </w:tcMar>
-          </w:tcPr>
-          <w:p>
-            <w:pPr>
-              <w:spacing w:line="250"/>
-            </w:pPr>
-            <w:r>
-              <w:rPr>
-                <w:sz w:val="18"/>
-                <w:szCs w:val="18"/>
-              </w:rPr>
-              <w:t xml:space="preserve">Voice AI Space</w:t>
-            </w:r>
-          </w:p>
-        </w:tc>
-        <w:tc>
-          <w:tcPr>
-            <w:tcW w:type="dxa" w:w="1100"/>
-            <w:tcMar>
-              <w:top w:type="dxa" w:w="50"/>
-              <w:left w:type="dxa" w:w="100"/>
-              <w:bottom w:type="dxa" w:w="50"/>
-              <w:right w:type="dxa" w:w="100"/>
-            </w:tcMar>
-          </w:tcPr>
-          <w:p>
-            <w:pPr>
-              <w:spacing w:line="250"/>
-            </w:pPr>
-            <w:r>
-              <w:rPr>
-                <w:sz w:val="18"/>
-                <w:szCs w:val="18"/>
-              </w:rPr>
-              <w:t xml:space="preserve">P2</w:t>
-            </w:r>
-          </w:p>
-        </w:tc>
-        <w:tc>
-          <w:tcPr>
-            <w:tcW w:type="dxa" w:w="5600"/>
-            <w:tcMar>
-              <w:top w:type="dxa" w:w="50"/>
-              <w:left w:type="dxa" w:w="100"/>
-              <w:bottom w:type="dxa" w:w="50"/>
-              <w:right w:type="dxa" w:w="100"/>
-            </w:tcMar>
-          </w:tcPr>
-          <w:p>
-            <w:pPr>
-              <w:spacing w:line="250"/>
-            </w:pPr>
-            <w:r>
-              <w:rPr>
-                <w:sz w:val="18"/>
-                <w:szCs w:val="18"/>
-              </w:rPr>
-              <w:t xml:space="preserve">Niche voice-AI directory; already indexed: claim/verify listing.</w:t>
-            </w:r>
-          </w:p>
-        </w:tc>
-      </w:tr>
-    </w:tbl>
-    <w:p>
-      <w:pPr>
-        <w:pStyle w:val="Heading2"/>
-        <w:spacing w:after="100" w:before="240"/>
-      </w:pPr>
-      <w:r>
-        <w:rPr>
-          <w:color w:val="0E1B22"/>
-        </w:rPr>
-        <w:t xml:space="preserve">6.3 Startup &amp; company databases (P1/P2: authority &amp; data accuracy)</w:t>
-      </w:r>
-    </w:p>
-    <w:tbl>
-      <w:tblPr>
-        <w:tblW w:type="dxa" w:w="9200"/>
-        <w:tblBorders>
-          <w:top w:val="single" w:color="D6E0E1" w:sz="4"/>
-          <w:left w:val="single" w:color="D6E0E1" w:sz="4"/>
-          <w:bottom w:val="single" w:color="D6E0E1" w:sz="4"/>
-          <w:right w:val="single" w:color="D6E0E1" w:sz="4"/>
-          <w:insideH w:val="single" w:color="D6E0E1" w:sz="4"/>
-          <w:insideV w:val="single" w:color="D6E0E1" w:sz="4"/>
-        </w:tblBorders>
-      </w:tblPr>
-      <w:tblGrid>
-        <w:gridCol w:w="2500"/>
-        <w:gridCol w:w="1100"/>
-        <w:gridCol w:w="5600"/>
-      </w:tblGrid>
-      <w:tr>
-        <w:trPr>
-          <w:tblHeader/>
-        </w:trPr>
-        <w:tc>
-          <w:tcPr>
-            <w:tcW w:type="dxa" w:w="2500"/>
-            <w:shd w:fill="0E1B22" w:color="auto" w:val="clear"/>
-            <w:tcMar>
-              <w:top w:type="dxa" w:w="60"/>
-              <w:left w:type="dxa" w:w="100"/>
-              <w:bottom w:type="dxa" w:w="60"/>
-              <w:right w:type="dxa" w:w="100"/>
-            </w:tcMar>
-          </w:tcPr>
-          <w:p>
-            <w:r>
-              <w:rPr>
-                <w:b/>
-                <w:bCs/>
-                <w:color w:val="FFFFFF"/>
-                <w:sz w:val="17"/>
-                <w:szCs w:val="17"/>
-              </w:rPr>
-              <w:t xml:space="preserve">Platform</w:t>
-            </w:r>
-          </w:p>
-        </w:tc>
-        <w:tc>
-          <w:tcPr>
-            <w:tcW w:type="dxa" w:w="1100"/>
-            <w:shd w:fill="0E1B22" w:color="auto" w:val="clear"/>
-            <w:tcMar>
-              <w:top w:type="dxa" w:w="60"/>
-              <w:left w:type="dxa" w:w="100"/>
-              <w:bottom w:type="dxa" w:w="60"/>
-              <w:right w:type="dxa" w:w="100"/>
-            </w:tcMar>
-          </w:tcPr>
-          <w:p>
-            <w:r>
-              <w:rPr>
-                <w:b/>
-                <w:bCs/>
-                <w:color w:val="FFFFFF"/>
-                <w:sz w:val="17"/>
-                <w:szCs w:val="17"/>
-              </w:rPr>
-              <w:t xml:space="preserve">Priority</w:t>
-            </w:r>
-          </w:p>
-        </w:tc>
-        <w:tc>
-          <w:tcPr>
-            <w:tcW w:type="dxa" w:w="5600"/>
-            <w:shd w:fill="0E1B22" w:color="auto" w:val="clear"/>
-            <w:tcMar>
-              <w:top w:type="dxa" w:w="60"/>
-              <w:left w:type="dxa" w:w="100"/>
-              <w:bottom w:type="dxa" w:w="60"/>
-              <w:right w:type="dxa" w:w="100"/>
-            </w:tcMar>
-          </w:tcPr>
-          <w:p>
-            <w:r>
-              <w:rPr>
-                <w:b/>
-                <w:bCs/>
-                <w:color w:val="FFFFFF"/>
-                <w:sz w:val="17"/>
-                <w:szCs w:val="17"/>
-              </w:rPr>
-              <w:t xml:space="preserve">Notes</w:t>
-            </w:r>
-          </w:p>
-        </w:tc>
-      </w:tr>
-      <w:tr>
-        <w:tc>
-          <w:tcPr>
-            <w:tcW w:type="dxa" w:w="2500"/>
-            <w:tcMar>
-              <w:top w:type="dxa" w:w="50"/>
-              <w:left w:type="dxa" w:w="100"/>
-              <w:bottom w:type="dxa" w:w="50"/>
-              <w:right w:type="dxa" w:w="100"/>
-            </w:tcMar>
-          </w:tcPr>
-          <w:p>
-            <w:pPr>
-              <w:spacing w:line="250"/>
-            </w:pPr>
-            <w:r>
-              <w:rPr>
-                <w:sz w:val="18"/>
-                <w:szCs w:val="18"/>
-              </w:rPr>
-              <w:t xml:space="preserve">Crunchbase</w:t>
-            </w:r>
-          </w:p>
-        </w:tc>
-        <w:tc>
-          <w:tcPr>
-            <w:tcW w:type="dxa" w:w="1100"/>
-            <w:tcMar>
-              <w:top w:type="dxa" w:w="50"/>
-              <w:left w:type="dxa" w:w="100"/>
-              <w:bottom w:type="dxa" w:w="50"/>
-              <w:right w:type="dxa" w:w="100"/>
-            </w:tcMar>
-          </w:tcPr>
-          <w:p>
-            <w:pPr>
-              <w:spacing w:line="250"/>
-            </w:pPr>
-            <w:r>
-              <w:rPr>
-                <w:sz w:val="18"/>
-                <w:szCs w:val="18"/>
-              </w:rPr>
-              <w:t xml:space="preserve">P1</w:t>
-            </w:r>
-          </w:p>
-        </w:tc>
-        <w:tc>
-          <w:tcPr>
-            <w:tcW w:type="dxa" w:w="5600"/>
-            <w:tcMar>
-              <w:top w:type="dxa" w:w="50"/>
-              <w:left w:type="dxa" w:w="100"/>
-              <w:bottom w:type="dxa" w:w="50"/>
-              <w:right w:type="dxa" w:w="100"/>
-            </w:tcMar>
-          </w:tcPr>
-          <w:p>
-            <w:pPr>
-              <w:spacing w:line="250"/>
-            </w:pPr>
-            <w:r>
-              <w:rPr>
-                <w:sz w:val="18"/>
-                <w:szCs w:val="18"/>
-              </w:rPr>
-              <w:t xml:space="preserve">Claim the profile; fix any name-collision data (see §7). Do NOT enter unverified funding.</w:t>
-            </w:r>
-          </w:p>
-        </w:tc>
-      </w:tr>
-      <w:tr>
-        <w:tc>
-          <w:tcPr>
-            <w:tcW w:type="dxa" w:w="2500"/>
-            <w:tcMar>
-              <w:top w:type="dxa" w:w="50"/>
-              <w:left w:type="dxa" w:w="100"/>
-              <w:bottom w:type="dxa" w:w="50"/>
-              <w:right w:type="dxa" w:w="100"/>
-            </w:tcMar>
-          </w:tcPr>
-          <w:p>
-            <w:pPr>
-              <w:spacing w:line="250"/>
-            </w:pPr>
-            <w:r>
-              <w:rPr>
-                <w:sz w:val="18"/>
-                <w:szCs w:val="18"/>
-              </w:rPr>
-              <w:t xml:space="preserve">Product Hunt</w:t>
-            </w:r>
-          </w:p>
-        </w:tc>
-        <w:tc>
-          <w:tcPr>
-            <w:tcW w:type="dxa" w:w="1100"/>
-            <w:tcMar>
-              <w:top w:type="dxa" w:w="50"/>
-              <w:left w:type="dxa" w:w="100"/>
-              <w:bottom w:type="dxa" w:w="50"/>
-              <w:right w:type="dxa" w:w="100"/>
-            </w:tcMar>
-          </w:tcPr>
-          <w:p>
-            <w:pPr>
-              <w:spacing w:line="250"/>
-            </w:pPr>
-            <w:r>
-              <w:rPr>
-                <w:sz w:val="18"/>
-                <w:szCs w:val="18"/>
-              </w:rPr>
-              <w:t xml:space="preserve">P1</w:t>
-            </w:r>
-          </w:p>
-        </w:tc>
-        <w:tc>
-          <w:tcPr>
-            <w:tcW w:type="dxa" w:w="5600"/>
-            <w:tcMar>
-              <w:top w:type="dxa" w:w="50"/>
-              <w:left w:type="dxa" w:w="100"/>
-              <w:bottom w:type="dxa" w:w="50"/>
-              <w:right w:type="dxa" w:w="100"/>
-            </w:tcMar>
-          </w:tcPr>
-          <w:p>
-            <w:pPr>
-              <w:spacing w:line="250"/>
-            </w:pPr>
-            <w:r>
-              <w:rPr>
-                <w:sz w:val="18"/>
-                <w:szCs w:val="18"/>
-              </w:rPr>
-              <w:t xml:space="preserve">Plan a proper launch; do not submit a bare listing. Coordinate reviews/upvotes.</w:t>
-            </w:r>
-          </w:p>
-        </w:tc>
-      </w:tr>
-      <w:tr>
-        <w:tc>
-          <w:tcPr>
-            <w:tcW w:type="dxa" w:w="2500"/>
-            <w:tcMar>
-              <w:top w:type="dxa" w:w="50"/>
-              <w:left w:type="dxa" w:w="100"/>
-              <w:bottom w:type="dxa" w:w="50"/>
-              <w:right w:type="dxa" w:w="100"/>
-            </w:tcMar>
-          </w:tcPr>
-          <w:p>
-            <w:pPr>
-              <w:spacing w:line="250"/>
-            </w:pPr>
-            <w:r>
-              <w:rPr>
-                <w:sz w:val="18"/>
-                <w:szCs w:val="18"/>
-              </w:rPr>
-              <w:t xml:space="preserve">Wellfound (AngelList)</w:t>
-            </w:r>
-          </w:p>
-        </w:tc>
-        <w:tc>
-          <w:tcPr>
-            <w:tcW w:type="dxa" w:w="1100"/>
-            <w:tcMar>
-              <w:top w:type="dxa" w:w="50"/>
-              <w:left w:type="dxa" w:w="100"/>
-              <w:bottom w:type="dxa" w:w="50"/>
-              <w:right w:type="dxa" w:w="100"/>
-            </w:tcMar>
-          </w:tcPr>
-          <w:p>
-            <w:pPr>
-              <w:spacing w:line="250"/>
-            </w:pPr>
-            <w:r>
-              <w:rPr>
-                <w:sz w:val="18"/>
-                <w:szCs w:val="18"/>
-              </w:rPr>
-              <w:t xml:space="preserve">P2</w:t>
-            </w:r>
-          </w:p>
-        </w:tc>
-        <w:tc>
-          <w:tcPr>
-            <w:tcW w:type="dxa" w:w="5600"/>
-            <w:tcMar>
-              <w:top w:type="dxa" w:w="50"/>
-              <w:left w:type="dxa" w:w="100"/>
-              <w:bottom w:type="dxa" w:w="50"/>
-              <w:right w:type="dxa" w:w="100"/>
-            </w:tcMar>
-          </w:tcPr>
-          <w:p>
-            <w:pPr>
-              <w:spacing w:line="250"/>
-            </w:pPr>
-            <w:r>
-              <w:rPr>
-                <w:sz w:val="18"/>
-                <w:szCs w:val="18"/>
-              </w:rPr>
-              <w:t xml:space="preserve">Company + jobs profile.</w:t>
-            </w:r>
-          </w:p>
-        </w:tc>
-      </w:tr>
-      <w:tr>
-        <w:tc>
-          <w:tcPr>
-            <w:tcW w:type="dxa" w:w="2500"/>
-            <w:tcMar>
-              <w:top w:type="dxa" w:w="50"/>
-              <w:left w:type="dxa" w:w="100"/>
-              <w:bottom w:type="dxa" w:w="50"/>
-              <w:right w:type="dxa" w:w="100"/>
-            </w:tcMar>
-          </w:tcPr>
-          <w:p>
-            <w:pPr>
-              <w:spacing w:line="250"/>
-            </w:pPr>
-            <w:r>
-              <w:rPr>
-                <w:sz w:val="18"/>
-                <w:szCs w:val="18"/>
-              </w:rPr>
-              <w:t xml:space="preserve">F6S / BetaList / StartupStash</w:t>
-            </w:r>
-          </w:p>
-        </w:tc>
-        <w:tc>
-          <w:tcPr>
-            <w:tcW w:type="dxa" w:w="1100"/>
-            <w:tcMar>
-              <w:top w:type="dxa" w:w="50"/>
-              <w:left w:type="dxa" w:w="100"/>
-              <w:bottom w:type="dxa" w:w="50"/>
-              <w:right w:type="dxa" w:w="100"/>
-            </w:tcMar>
-          </w:tcPr>
-          <w:p>
-            <w:pPr>
-              <w:spacing w:line="250"/>
-            </w:pPr>
-            <w:r>
-              <w:rPr>
-                <w:sz w:val="18"/>
-                <w:szCs w:val="18"/>
-              </w:rPr>
-              <w:t xml:space="preserve">P3</w:t>
-            </w:r>
-          </w:p>
-        </w:tc>
-        <w:tc>
-          <w:tcPr>
-            <w:tcW w:type="dxa" w:w="5600"/>
-            <w:tcMar>
-              <w:top w:type="dxa" w:w="50"/>
-              <w:left w:type="dxa" w:w="100"/>
-              <w:bottom w:type="dxa" w:w="50"/>
-              <w:right w:type="dxa" w:w="100"/>
-            </w:tcMar>
-          </w:tcPr>
-          <w:p>
-            <w:pPr>
-              <w:spacing w:line="250"/>
-            </w:pPr>
-            <w:r>
-              <w:rPr>
-                <w:sz w:val="18"/>
-                <w:szCs w:val="18"/>
-              </w:rPr>
-              <w:t xml:space="preserve">Volume startup directories; backlinks.</w:t>
-            </w:r>
-          </w:p>
-        </w:tc>
-      </w:tr>
-      <w:tr>
-        <w:tc>
-          <w:tcPr>
-            <w:tcW w:type="dxa" w:w="2500"/>
-            <w:tcMar>
-              <w:top w:type="dxa" w:w="50"/>
-              <w:left w:type="dxa" w:w="100"/>
-              <w:bottom w:type="dxa" w:w="50"/>
-              <w:right w:type="dxa" w:w="100"/>
-            </w:tcMar>
-          </w:tcPr>
-          <w:p>
-            <w:pPr>
-              <w:spacing w:line="250"/>
-            </w:pPr>
-            <w:r>
-              <w:rPr>
-                <w:sz w:val="18"/>
-                <w:szCs w:val="18"/>
-              </w:rPr>
-              <w:t xml:space="preserve">Tracxn / PitchBook</w:t>
-            </w:r>
-          </w:p>
-        </w:tc>
-        <w:tc>
-          <w:tcPr>
-            <w:tcW w:type="dxa" w:w="1100"/>
-            <w:tcMar>
-              <w:top w:type="dxa" w:w="50"/>
-              <w:left w:type="dxa" w:w="100"/>
-              <w:bottom w:type="dxa" w:w="50"/>
-              <w:right w:type="dxa" w:w="100"/>
-            </w:tcMar>
-          </w:tcPr>
-          <w:p>
-            <w:pPr>
-              <w:spacing w:line="250"/>
-            </w:pPr>
-            <w:r>
-              <w:rPr>
-                <w:sz w:val="18"/>
-                <w:szCs w:val="18"/>
-              </w:rPr>
-              <w:t xml:space="preserve">P3</w:t>
-            </w:r>
-          </w:p>
-        </w:tc>
-        <w:tc>
-          <w:tcPr>
-            <w:tcW w:type="dxa" w:w="5600"/>
-            <w:tcMar>
-              <w:top w:type="dxa" w:w="50"/>
-              <w:left w:type="dxa" w:w="100"/>
-              <w:bottom w:type="dxa" w:w="50"/>
-              <w:right w:type="dxa" w:w="100"/>
-            </w:tcMar>
-          </w:tcPr>
-          <w:p>
-            <w:pPr>
-              <w:spacing w:line="250"/>
-            </w:pPr>
-            <w:r>
-              <w:rPr>
-                <w:sz w:val="18"/>
-                <w:szCs w:val="18"/>
-              </w:rPr>
-              <w:t xml:space="preserve">Data platforms; correct the record, monitor for collisions.</w:t>
-            </w:r>
-          </w:p>
-        </w:tc>
-      </w:tr>
-    </w:tbl>
-    <w:p>
-      <w:pPr>
-        <w:pStyle w:val="Heading2"/>
-        <w:spacing w:after="100" w:before="240"/>
-      </w:pPr>
-      <w:r>
-        <w:rPr>
-          <w:color w:val="0E1B22"/>
-        </w:rPr>
-        <w:t xml:space="preserve">6.4 Business &amp; local citations (P2: NAP consistency)</w:t>
-      </w:r>
-    </w:p>
-    <w:tbl>
-      <w:tblPr>
-        <w:tblW w:type="dxa" w:w="9200"/>
-        <w:tblBorders>
-          <w:top w:val="single" w:color="D6E0E1" w:sz="4"/>
-          <w:left w:val="single" w:color="D6E0E1" w:sz="4"/>
-          <w:bottom w:val="single" w:color="D6E0E1" w:sz="4"/>
-          <w:right w:val="single" w:color="D6E0E1" w:sz="4"/>
-          <w:insideH w:val="single" w:color="D6E0E1" w:sz="4"/>
-          <w:insideV w:val="single" w:color="D6E0E1" w:sz="4"/>
-        </w:tblBorders>
-      </w:tblPr>
-      <w:tblGrid>
-        <w:gridCol w:w="2500"/>
-        <w:gridCol w:w="1100"/>
-        <w:gridCol w:w="5600"/>
-      </w:tblGrid>
-      <w:tr>
-        <w:trPr>
-          <w:tblHeader/>
-        </w:trPr>
-        <w:tc>
-          <w:tcPr>
-            <w:tcW w:type="dxa" w:w="2500"/>
-            <w:shd w:fill="0E1B22" w:color="auto" w:val="clear"/>
-            <w:tcMar>
-              <w:top w:type="dxa" w:w="60"/>
-              <w:left w:type="dxa" w:w="100"/>
-              <w:bottom w:type="dxa" w:w="60"/>
-              <w:right w:type="dxa" w:w="100"/>
-            </w:tcMar>
-          </w:tcPr>
-          <w:p>
-            <w:r>
-              <w:rPr>
-                <w:b/>
-                <w:bCs/>
-                <w:color w:val="FFFFFF"/>
-                <w:sz w:val="17"/>
-                <w:szCs w:val="17"/>
-              </w:rPr>
-              <w:t xml:space="preserve">Platform</w:t>
-            </w:r>
-          </w:p>
-        </w:tc>
-        <w:tc>
-          <w:tcPr>
-            <w:tcW w:type="dxa" w:w="1100"/>
-            <w:shd w:fill="0E1B22" w:color="auto" w:val="clear"/>
-            <w:tcMar>
-              <w:top w:type="dxa" w:w="60"/>
-              <w:left w:type="dxa" w:w="100"/>
-              <w:bottom w:type="dxa" w:w="60"/>
-              <w:right w:type="dxa" w:w="100"/>
-            </w:tcMar>
-          </w:tcPr>
-          <w:p>
-            <w:r>
-              <w:rPr>
-                <w:b/>
-                <w:bCs/>
-                <w:color w:val="FFFFFF"/>
-                <w:sz w:val="17"/>
-                <w:szCs w:val="17"/>
-              </w:rPr>
-              <w:t xml:space="preserve">Priority</w:t>
-            </w:r>
-          </w:p>
-        </w:tc>
-        <w:tc>
-          <w:tcPr>
-            <w:tcW w:type="dxa" w:w="5600"/>
-            <w:shd w:fill="0E1B22" w:color="auto" w:val="clear"/>
-            <w:tcMar>
-              <w:top w:type="dxa" w:w="60"/>
-              <w:left w:type="dxa" w:w="100"/>
-              <w:bottom w:type="dxa" w:w="60"/>
-              <w:right w:type="dxa" w:w="100"/>
-            </w:tcMar>
-          </w:tcPr>
-          <w:p>
-            <w:r>
-              <w:rPr>
-                <w:b/>
-                <w:bCs/>
-                <w:color w:val="FFFFFF"/>
-                <w:sz w:val="17"/>
-                <w:szCs w:val="17"/>
-              </w:rPr>
-              <w:t xml:space="preserve">Notes</w:t>
-            </w:r>
-          </w:p>
-        </w:tc>
-      </w:tr>
-      <w:tr>
-        <w:tc>
-          <w:tcPr>
-            <w:tcW w:type="dxa" w:w="2500"/>
-            <w:tcMar>
-              <w:top w:type="dxa" w:w="50"/>
-              <w:left w:type="dxa" w:w="100"/>
-              <w:bottom w:type="dxa" w:w="50"/>
-              <w:right w:type="dxa" w:w="100"/>
-            </w:tcMar>
-          </w:tcPr>
-          <w:p>
-            <w:pPr>
-              <w:spacing w:line="250"/>
-            </w:pPr>
-            <w:r>
-              <w:rPr>
-                <w:sz w:val="18"/>
-                <w:szCs w:val="18"/>
-              </w:rPr>
-              <w:t xml:space="preserve">Google Business Profile</w:t>
-            </w:r>
-          </w:p>
-        </w:tc>
-        <w:tc>
-          <w:tcPr>
-            <w:tcW w:type="dxa" w:w="1100"/>
-            <w:tcMar>
-              <w:top w:type="dxa" w:w="50"/>
-              <w:left w:type="dxa" w:w="100"/>
-              <w:bottom w:type="dxa" w:w="50"/>
-              <w:right w:type="dxa" w:w="100"/>
-            </w:tcMar>
-          </w:tcPr>
-          <w:p>
-            <w:pPr>
-              <w:spacing w:line="250"/>
-            </w:pPr>
-            <w:r>
-              <w:rPr>
-                <w:sz w:val="18"/>
-                <w:szCs w:val="18"/>
-              </w:rPr>
-              <w:t xml:space="preserve">P1</w:t>
-            </w:r>
-          </w:p>
-        </w:tc>
-        <w:tc>
-          <w:tcPr>
-            <w:tcW w:type="dxa" w:w="5600"/>
-            <w:tcMar>
-              <w:top w:type="dxa" w:w="50"/>
-              <w:left w:type="dxa" w:w="100"/>
-              <w:bottom w:type="dxa" w:w="50"/>
-              <w:right w:type="dxa" w:w="100"/>
-            </w:tcMar>
-          </w:tcPr>
-          <w:p>
-            <w:pPr>
-              <w:spacing w:line="250"/>
-            </w:pPr>
-            <w:r>
-              <w:rPr>
-                <w:sz w:val="18"/>
-                <w:szCs w:val="18"/>
-              </w:rPr>
-              <w:t xml:space="preserve">If eligible; strongest local signal. Use exact NAP from §1.</w:t>
-            </w:r>
-          </w:p>
-        </w:tc>
-      </w:tr>
-      <w:tr>
-        <w:tc>
-          <w:tcPr>
-            <w:tcW w:type="dxa" w:w="2500"/>
-            <w:tcMar>
-              <w:top w:type="dxa" w:w="50"/>
-              <w:left w:type="dxa" w:w="100"/>
-              <w:bottom w:type="dxa" w:w="50"/>
-              <w:right w:type="dxa" w:w="100"/>
-            </w:tcMar>
-          </w:tcPr>
-          <w:p>
-            <w:pPr>
-              <w:spacing w:line="250"/>
-            </w:pPr>
-            <w:r>
-              <w:rPr>
-                <w:sz w:val="18"/>
-                <w:szCs w:val="18"/>
-              </w:rPr>
-              <w:t xml:space="preserve">Bing Places / Apple Business Connect</w:t>
-            </w:r>
-          </w:p>
-        </w:tc>
-        <w:tc>
-          <w:tcPr>
-            <w:tcW w:type="dxa" w:w="1100"/>
-            <w:tcMar>
-              <w:top w:type="dxa" w:w="50"/>
-              <w:left w:type="dxa" w:w="100"/>
-              <w:bottom w:type="dxa" w:w="50"/>
-              <w:right w:type="dxa" w:w="100"/>
-            </w:tcMar>
-          </w:tcPr>
-          <w:p>
-            <w:pPr>
-              <w:spacing w:line="250"/>
-            </w:pPr>
-            <w:r>
-              <w:rPr>
-                <w:sz w:val="18"/>
-                <w:szCs w:val="18"/>
-              </w:rPr>
-              <w:t xml:space="preserve">P2</w:t>
-            </w:r>
-          </w:p>
-        </w:tc>
-        <w:tc>
-          <w:tcPr>
-            <w:tcW w:type="dxa" w:w="5600"/>
-            <w:tcMar>
-              <w:top w:type="dxa" w:w="50"/>
-              <w:left w:type="dxa" w:w="100"/>
-              <w:bottom w:type="dxa" w:w="50"/>
-              <w:right w:type="dxa" w:w="100"/>
-            </w:tcMar>
-          </w:tcPr>
-          <w:p>
-            <w:pPr>
-              <w:spacing w:line="250"/>
-            </w:pPr>
-            <w:r>
-              <w:rPr>
-                <w:sz w:val="18"/>
-                <w:szCs w:val="18"/>
-              </w:rPr>
-              <w:t xml:space="preserve">Mirror the Google profile exactly.</w:t>
-            </w:r>
-          </w:p>
-        </w:tc>
-      </w:tr>
-      <w:tr>
-        <w:tc>
-          <w:tcPr>
-            <w:tcW w:type="dxa" w:w="2500"/>
-            <w:tcMar>
-              <w:top w:type="dxa" w:w="50"/>
-              <w:left w:type="dxa" w:w="100"/>
-              <w:bottom w:type="dxa" w:w="50"/>
-              <w:right w:type="dxa" w:w="100"/>
-            </w:tcMar>
-          </w:tcPr>
-          <w:p>
-            <w:pPr>
-              <w:spacing w:line="250"/>
-            </w:pPr>
-            <w:r>
-              <w:rPr>
-                <w:sz w:val="18"/>
-                <w:szCs w:val="18"/>
-              </w:rPr>
-              <w:t xml:space="preserve">Australian directories</w:t>
-            </w:r>
-          </w:p>
-        </w:tc>
-        <w:tc>
-          <w:tcPr>
-            <w:tcW w:type="dxa" w:w="1100"/>
-            <w:tcMar>
-              <w:top w:type="dxa" w:w="50"/>
-              <w:left w:type="dxa" w:w="100"/>
-              <w:bottom w:type="dxa" w:w="50"/>
-              <w:right w:type="dxa" w:w="100"/>
-            </w:tcMar>
-          </w:tcPr>
-          <w:p>
-            <w:pPr>
-              <w:spacing w:line="250"/>
-            </w:pPr>
-            <w:r>
-              <w:rPr>
-                <w:sz w:val="18"/>
-                <w:szCs w:val="18"/>
-              </w:rPr>
-              <w:t xml:space="preserve">P2</w:t>
-            </w:r>
-          </w:p>
-        </w:tc>
-        <w:tc>
-          <w:tcPr>
-            <w:tcW w:type="dxa" w:w="5600"/>
-            <w:tcMar>
-              <w:top w:type="dxa" w:w="50"/>
-              <w:left w:type="dxa" w:w="100"/>
-              <w:bottom w:type="dxa" w:w="50"/>
-              <w:right w:type="dxa" w:w="100"/>
-            </w:tcMar>
-          </w:tcPr>
-          <w:p>
-            <w:pPr>
-              <w:spacing w:line="250"/>
-            </w:pPr>
-            <w:r>
-              <w:rPr>
-                <w:sz w:val="18"/>
-                <w:szCs w:val="18"/>
-              </w:rPr>
-              <w:t xml:space="preserve">Yellow Pages AU, True Local, Hotfrog AU, StartupAus/Cut Through communities. Identical NAP.</w:t>
-            </w:r>
-          </w:p>
-        </w:tc>
-      </w:tr>
-    </w:tbl>
-    <w:p>
-      <w:pPr>
-        <w:pStyle w:val="Heading2"/>
-        <w:spacing w:after="100" w:before="240"/>
-      </w:pPr>
-      <w:r>
-        <w:rPr>
-          <w:color w:val="0E1B22"/>
-        </w:rPr>
-        <w:t xml:space="preserve">6.5 App &amp; integration marketplaces (P2: qualified traffic)</w:t>
-      </w:r>
-    </w:p>
-    <w:tbl>
-      <w:tblPr>
-        <w:tblW w:type="dxa" w:w="9200"/>
-        <w:tblBorders>
-          <w:top w:val="single" w:color="D6E0E1" w:sz="4"/>
-          <w:left w:val="single" w:color="D6E0E1" w:sz="4"/>
-          <w:bottom w:val="single" w:color="D6E0E1" w:sz="4"/>
-          <w:right w:val="single" w:color="D6E0E1" w:sz="4"/>
-          <w:insideH w:val="single" w:color="D6E0E1" w:sz="4"/>
-          <w:insideV w:val="single" w:color="D6E0E1" w:sz="4"/>
-        </w:tblBorders>
-      </w:tblPr>
-      <w:tblGrid>
-        <w:gridCol w:w="2500"/>
-        <w:gridCol w:w="1100"/>
-        <w:gridCol w:w="5600"/>
-      </w:tblGrid>
-      <w:tr>
-        <w:trPr>
-          <w:tblHeader/>
-        </w:trPr>
-        <w:tc>
-          <w:tcPr>
-            <w:tcW w:type="dxa" w:w="2500"/>
-            <w:shd w:fill="0E1B22" w:color="auto" w:val="clear"/>
-            <w:tcMar>
-              <w:top w:type="dxa" w:w="60"/>
-              <w:left w:type="dxa" w:w="100"/>
-              <w:bottom w:type="dxa" w:w="60"/>
-              <w:right w:type="dxa" w:w="100"/>
-            </w:tcMar>
-          </w:tcPr>
-          <w:p>
-            <w:r>
-              <w:rPr>
-                <w:b/>
-                <w:bCs/>
-                <w:color w:val="FFFFFF"/>
-                <w:sz w:val="17"/>
-                <w:szCs w:val="17"/>
-              </w:rPr>
-              <w:t xml:space="preserve">Platform</w:t>
-            </w:r>
-          </w:p>
-        </w:tc>
-        <w:tc>
-          <w:tcPr>
-            <w:tcW w:type="dxa" w:w="1100"/>
-            <w:shd w:fill="0E1B22" w:color="auto" w:val="clear"/>
-            <w:tcMar>
-              <w:top w:type="dxa" w:w="60"/>
-              <w:left w:type="dxa" w:w="100"/>
-              <w:bottom w:type="dxa" w:w="60"/>
-              <w:right w:type="dxa" w:w="100"/>
-            </w:tcMar>
-          </w:tcPr>
-          <w:p>
-            <w:r>
-              <w:rPr>
-                <w:b/>
-                <w:bCs/>
-                <w:color w:val="FFFFFF"/>
-                <w:sz w:val="17"/>
-                <w:szCs w:val="17"/>
-              </w:rPr>
-              <w:t xml:space="preserve">Priority</w:t>
-            </w:r>
-          </w:p>
-        </w:tc>
-        <w:tc>
-          <w:tcPr>
-            <w:tcW w:type="dxa" w:w="5600"/>
-            <w:shd w:fill="0E1B22" w:color="auto" w:val="clear"/>
-            <w:tcMar>
-              <w:top w:type="dxa" w:w="60"/>
-              <w:left w:type="dxa" w:w="100"/>
-              <w:bottom w:type="dxa" w:w="60"/>
-              <w:right w:type="dxa" w:w="100"/>
-            </w:tcMar>
-          </w:tcPr>
-          <w:p>
-            <w:r>
-              <w:rPr>
-                <w:b/>
-                <w:bCs/>
-                <w:color w:val="FFFFFF"/>
-                <w:sz w:val="17"/>
-                <w:szCs w:val="17"/>
-              </w:rPr>
-              <w:t xml:space="preserve">Notes</w:t>
-            </w:r>
-          </w:p>
-        </w:tc>
-      </w:tr>
-      <w:tr>
-        <w:tc>
-          <w:tcPr>
-            <w:tcW w:type="dxa" w:w="2500"/>
-            <w:tcMar>
-              <w:top w:type="dxa" w:w="50"/>
-              <w:left w:type="dxa" w:w="100"/>
-              <w:bottom w:type="dxa" w:w="50"/>
-              <w:right w:type="dxa" w:w="100"/>
-            </w:tcMar>
-          </w:tcPr>
-          <w:p>
-            <w:pPr>
-              <w:spacing w:line="250"/>
-            </w:pPr>
-            <w:r>
-              <w:rPr>
-                <w:sz w:val="18"/>
-                <w:szCs w:val="18"/>
-              </w:rPr>
-              <w:t xml:space="preserve">Partner marketplaces</w:t>
-            </w:r>
-          </w:p>
-        </w:tc>
-        <w:tc>
-          <w:tcPr>
-            <w:tcW w:type="dxa" w:w="1100"/>
-            <w:tcMar>
-              <w:top w:type="dxa" w:w="50"/>
-              <w:left w:type="dxa" w:w="100"/>
-              <w:bottom w:type="dxa" w:w="50"/>
-              <w:right w:type="dxa" w:w="100"/>
-            </w:tcMar>
-          </w:tcPr>
-          <w:p>
-            <w:pPr>
-              <w:spacing w:line="250"/>
-            </w:pPr>
-            <w:r>
-              <w:rPr>
-                <w:sz w:val="18"/>
-                <w:szCs w:val="18"/>
-              </w:rPr>
-              <w:t xml:space="preserve">P2</w:t>
-            </w:r>
-          </w:p>
-        </w:tc>
-        <w:tc>
-          <w:tcPr>
-            <w:tcW w:type="dxa" w:w="5600"/>
-            <w:tcMar>
-              <w:top w:type="dxa" w:w="50"/>
-              <w:left w:type="dxa" w:w="100"/>
-              <w:bottom w:type="dxa" w:w="50"/>
-              <w:right w:type="dxa" w:w="100"/>
-            </w:tcMar>
-          </w:tcPr>
-          <w:p>
-            <w:pPr>
-              <w:spacing w:line="250"/>
-            </w:pPr>
-            <w:r>
-              <w:t xml:space="preserve">List on the marketplaces of tools Trillet integrates with (for example GoHighLevel, HubSpot, Salesforce AppExchange, Zapier, Twilio). </w:t>
-            </w:r>
-            <w:r>
-              <w:rPr>
-                <w:b/>
-                <w:bCs/>
-                <w:color w:val="0C8577"/>
-                <w:sz w:val="16"/>
-                <w:szCs w:val="16"/>
-              </w:rPr>
-              <w:t xml:space="preserve">CONFIRM which integrations are real before listing.</w:t>
-            </w:r>
-          </w:p>
-        </w:tc>
-      </w:tr>
-    </w:tbl>
-    <w:p>
-      <w:pPr>
-        <w:pBdr>
-          <w:left w:val="single" w:color="0C8577" w:sz="18" w:space="8"/>
-        </w:pBdr>
-        <w:shd w:fill="D6ECE7" w:color="auto" w:val="clear"/>
-        <w:spacing w:after="140" w:before="60" w:line="264"/>
-      </w:pPr>
-      <w:r>
-        <w:rPr>
-          <w:b/>
-          <w:bCs/>
-          <w:color w:val="0C8577"/>
-        </w:rPr>
-        <w:t xml:space="preserve">PRIORITY ORDER  </w:t>
-      </w:r>
-      <w:r>
-        <w:t xml:space="preserve">If bandwidth is limited, do the P1 rows first: G2, Capterra (Gartner Digital Markets), TrustRadius, Trustpilot flow, There's An AI For That, Futurepedia, Crunchbase, and a planned Product Hunt launch. These carry the most trust, traffic, and citation value.</w:t>
-      </w:r>
-    </w:p>
-    <w:p>
-      <w:r>
-        <w:br w:type="page"/>
-      </w:r>
-    </w:p>
-    <w:p>
-      <w:pPr>
-        <w:pStyle w:val="Heading1"/>
-        <w:spacing w:after="140" w:before="320"/>
-      </w:pPr>
-      <w:r>
-        <w:rPr>
-          <w:color w:val="0E1B22"/>
-        </w:rPr>
-        <w:t xml:space="preserve">7 · Consistency &amp; best-practice rules</w:t>
+        <w:t xml:space="preserve">6 · Consistency &amp; best-practice rules</w:t>
       </w:r>
     </w:p>
     <w:p>
@@ -5187,7 +3181,7 @@
         <w:rPr>
           <w:color w:val="0E1B22"/>
         </w:rPr>
-        <w:t xml:space="preserve">8 · Review-generation plan (for G2, Capterra, Trustpilot)</w:t>
+        <w:t xml:space="preserve">7 · Review-generation plan (for G2, Capterra, Trustpilot)</w:t>
       </w:r>
     </w:p>
     <w:p>
@@ -5264,11 +3258,6 @@
       </w:r>
     </w:p>
     <w:p>
-      <w:r>
-        <w:br w:type="page"/>
-      </w:r>
-    </w:p>
-    <w:p>
       <w:pPr>
         <w:pStyle w:val="Heading1"/>
         <w:spacing w:after="140" w:before="320"/>
@@ -5277,1457 +3266,7 @@
         <w:rPr>
           <w:color w:val="0E1B22"/>
         </w:rPr>
-        <w:t xml:space="preserve">9 · Submission tracker (template)</w:t>
-      </w:r>
-    </w:p>
-    <w:p>
-      <w:pPr>
-        <w:spacing w:after="120" w:line="276"/>
-      </w:pPr>
-      <w:r>
-        <w:t xml:space="preserve">Copy this into a spreadsheet and fill a row per platform. Track owner, date, the live URL, and whether the backlink is do-follow.</w:t>
-      </w:r>
-    </w:p>
-    <w:tbl>
-      <w:tblPr>
-        <w:tblW w:type="dxa" w:w="9200"/>
-        <w:tblBorders>
-          <w:top w:val="single" w:color="D6E0E1" w:sz="4"/>
-          <w:left w:val="single" w:color="D6E0E1" w:sz="4"/>
-          <w:bottom w:val="single" w:color="D6E0E1" w:sz="4"/>
-          <w:right w:val="single" w:color="D6E0E1" w:sz="4"/>
-          <w:insideH w:val="single" w:color="D6E0E1" w:sz="4"/>
-          <w:insideV w:val="single" w:color="D6E0E1" w:sz="4"/>
-        </w:tblBorders>
-      </w:tblPr>
-      <w:tblGrid>
-        <w:gridCol w:w="1900"/>
-        <w:gridCol w:w="900"/>
-        <w:gridCol w:w="1500"/>
-        <w:gridCol w:w="1400"/>
-        <w:gridCol w:w="1900"/>
-        <w:gridCol w:w="1600"/>
-      </w:tblGrid>
-      <w:tr>
-        <w:trPr>
-          <w:tblHeader/>
-        </w:trPr>
-        <w:tc>
-          <w:tcPr>
-            <w:tcW w:type="dxa" w:w="1900"/>
-            <w:shd w:fill="0E1B22" w:color="auto" w:val="clear"/>
-            <w:tcMar>
-              <w:top w:type="dxa" w:w="60"/>
-              <w:left w:type="dxa" w:w="100"/>
-              <w:bottom w:type="dxa" w:w="60"/>
-              <w:right w:type="dxa" w:w="100"/>
-            </w:tcMar>
-          </w:tcPr>
-          <w:p>
-            <w:r>
-              <w:rPr>
-                <w:b/>
-                <w:bCs/>
-                <w:color w:val="FFFFFF"/>
-                <w:sz w:val="17"/>
-                <w:szCs w:val="17"/>
-              </w:rPr>
-              <w:t xml:space="preserve">Platform</w:t>
-            </w:r>
-          </w:p>
-        </w:tc>
-        <w:tc>
-          <w:tcPr>
-            <w:tcW w:type="dxa" w:w="900"/>
-            <w:shd w:fill="0E1B22" w:color="auto" w:val="clear"/>
-            <w:tcMar>
-              <w:top w:type="dxa" w:w="60"/>
-              <w:left w:type="dxa" w:w="100"/>
-              <w:bottom w:type="dxa" w:w="60"/>
-              <w:right w:type="dxa" w:w="100"/>
-            </w:tcMar>
-          </w:tcPr>
-          <w:p>
-            <w:r>
-              <w:rPr>
-                <w:b/>
-                <w:bCs/>
-                <w:color w:val="FFFFFF"/>
-                <w:sz w:val="17"/>
-                <w:szCs w:val="17"/>
-              </w:rPr>
-              <w:t xml:space="preserve">Priority</w:t>
-            </w:r>
-          </w:p>
-        </w:tc>
-        <w:tc>
-          <w:tcPr>
-            <w:tcW w:type="dxa" w:w="1500"/>
-            <w:shd w:fill="0E1B22" w:color="auto" w:val="clear"/>
-            <w:tcMar>
-              <w:top w:type="dxa" w:w="60"/>
-              <w:left w:type="dxa" w:w="100"/>
-              <w:bottom w:type="dxa" w:w="60"/>
-              <w:right w:type="dxa" w:w="100"/>
-            </w:tcMar>
-          </w:tcPr>
-          <w:p>
-            <w:r>
-              <w:rPr>
-                <w:b/>
-                <w:bCs/>
-                <w:color w:val="FFFFFF"/>
-                <w:sz w:val="17"/>
-                <w:szCs w:val="17"/>
-              </w:rPr>
-              <w:t xml:space="preserve">Category used</w:t>
-            </w:r>
-          </w:p>
-        </w:tc>
-        <w:tc>
-          <w:tcPr>
-            <w:tcW w:type="dxa" w:w="1400"/>
-            <w:shd w:fill="0E1B22" w:color="auto" w:val="clear"/>
-            <w:tcMar>
-              <w:top w:type="dxa" w:w="60"/>
-              <w:left w:type="dxa" w:w="100"/>
-              <w:bottom w:type="dxa" w:w="60"/>
-              <w:right w:type="dxa" w:w="100"/>
-            </w:tcMar>
-          </w:tcPr>
-          <w:p>
-            <w:r>
-              <w:rPr>
-                <w:b/>
-                <w:bCs/>
-                <w:color w:val="FFFFFF"/>
-                <w:sz w:val="17"/>
-                <w:szCs w:val="17"/>
-              </w:rPr>
-              <w:t xml:space="preserve">Owner</w:t>
-            </w:r>
-          </w:p>
-        </w:tc>
-        <w:tc>
-          <w:tcPr>
-            <w:tcW w:type="dxa" w:w="1900"/>
-            <w:shd w:fill="0E1B22" w:color="auto" w:val="clear"/>
-            <w:tcMar>
-              <w:top w:type="dxa" w:w="60"/>
-              <w:left w:type="dxa" w:w="100"/>
-              <w:bottom w:type="dxa" w:w="60"/>
-              <w:right w:type="dxa" w:w="100"/>
-            </w:tcMar>
-          </w:tcPr>
-          <w:p>
-            <w:r>
-              <w:rPr>
-                <w:b/>
-                <w:bCs/>
-                <w:color w:val="FFFFFF"/>
-                <w:sz w:val="17"/>
-                <w:szCs w:val="17"/>
-              </w:rPr>
-              <w:t xml:space="preserve">Live URL</w:t>
-            </w:r>
-          </w:p>
-        </w:tc>
-        <w:tc>
-          <w:tcPr>
-            <w:tcW w:type="dxa" w:w="1600"/>
-            <w:shd w:fill="0E1B22" w:color="auto" w:val="clear"/>
-            <w:tcMar>
-              <w:top w:type="dxa" w:w="60"/>
-              <w:left w:type="dxa" w:w="100"/>
-              <w:bottom w:type="dxa" w:w="60"/>
-              <w:right w:type="dxa" w:w="100"/>
-            </w:tcMar>
-          </w:tcPr>
-          <w:p>
-            <w:r>
-              <w:rPr>
-                <w:b/>
-                <w:bCs/>
-                <w:color w:val="FFFFFF"/>
-                <w:sz w:val="17"/>
-                <w:szCs w:val="17"/>
-              </w:rPr>
-              <w:t xml:space="preserve">Status</w:t>
-            </w:r>
-          </w:p>
-        </w:tc>
-      </w:tr>
-      <w:tr>
-        <w:tc>
-          <w:tcPr>
-            <w:tcW w:type="dxa" w:w="1900"/>
-            <w:tcMar>
-              <w:top w:type="dxa" w:w="50"/>
-              <w:left w:type="dxa" w:w="100"/>
-              <w:bottom w:type="dxa" w:w="50"/>
-              <w:right w:type="dxa" w:w="100"/>
-            </w:tcMar>
-          </w:tcPr>
-          <w:p>
-            <w:pPr>
-              <w:spacing w:line="250"/>
-            </w:pPr>
-            <w:r>
-              <w:rPr>
-                <w:sz w:val="18"/>
-                <w:szCs w:val="18"/>
-              </w:rPr>
-              <w:t xml:space="preserve">G2</w:t>
-            </w:r>
-          </w:p>
-        </w:tc>
-        <w:tc>
-          <w:tcPr>
-            <w:tcW w:type="dxa" w:w="900"/>
-            <w:tcMar>
-              <w:top w:type="dxa" w:w="50"/>
-              <w:left w:type="dxa" w:w="100"/>
-              <w:bottom w:type="dxa" w:w="50"/>
-              <w:right w:type="dxa" w:w="100"/>
-            </w:tcMar>
-          </w:tcPr>
-          <w:p>
-            <w:pPr>
-              <w:spacing w:line="250"/>
-            </w:pPr>
-            <w:r>
-              <w:rPr>
-                <w:sz w:val="18"/>
-                <w:szCs w:val="18"/>
-              </w:rPr>
-              <w:t xml:space="preserve">P1</w:t>
-            </w:r>
-          </w:p>
-        </w:tc>
-        <w:tc>
-          <w:tcPr>
-            <w:tcW w:type="dxa" w:w="1500"/>
-            <w:tcMar>
-              <w:top w:type="dxa" w:w="50"/>
-              <w:left w:type="dxa" w:w="100"/>
-              <w:bottom w:type="dxa" w:w="50"/>
-              <w:right w:type="dxa" w:w="100"/>
-            </w:tcMar>
-          </w:tcPr>
-          <w:p>
-            <w:pPr>
-              <w:spacing w:line="250"/>
-            </w:pPr>
-            <w:r>
-              <w:rPr>
-                <w:sz w:val="18"/>
-                <w:szCs w:val="18"/>
-              </w:rPr>
-              <w:t xml:space="preserve">Conversational AI</w:t>
-            </w:r>
-          </w:p>
-        </w:tc>
-        <w:tc>
-          <w:tcPr>
-            <w:tcW w:type="dxa" w:w="1400"/>
-            <w:tcMar>
-              <w:top w:type="dxa" w:w="50"/>
-              <w:left w:type="dxa" w:w="100"/>
-              <w:bottom w:type="dxa" w:w="50"/>
-              <w:right w:type="dxa" w:w="100"/>
-            </w:tcMar>
-          </w:tcPr>
-          <w:p>
-            <w:pPr>
-              <w:spacing w:line="250"/>
-            </w:pPr>
-            <w:r>
-              <w:rPr>
-                <w:sz w:val="18"/>
-                <w:szCs w:val="18"/>
-              </w:rPr>
-              <w:t xml:space="preserve"/>
-            </w:r>
-          </w:p>
-        </w:tc>
-        <w:tc>
-          <w:tcPr>
-            <w:tcW w:type="dxa" w:w="1900"/>
-            <w:tcMar>
-              <w:top w:type="dxa" w:w="50"/>
-              <w:left w:type="dxa" w:w="100"/>
-              <w:bottom w:type="dxa" w:w="50"/>
-              <w:right w:type="dxa" w:w="100"/>
-            </w:tcMar>
-          </w:tcPr>
-          <w:p>
-            <w:pPr>
-              <w:spacing w:line="250"/>
-            </w:pPr>
-            <w:r>
-              <w:rPr>
-                <w:sz w:val="18"/>
-                <w:szCs w:val="18"/>
-              </w:rPr>
-              <w:t xml:space="preserve"/>
-            </w:r>
-          </w:p>
-        </w:tc>
-        <w:tc>
-          <w:tcPr>
-            <w:tcW w:type="dxa" w:w="1600"/>
-            <w:tcMar>
-              <w:top w:type="dxa" w:w="50"/>
-              <w:left w:type="dxa" w:w="100"/>
-              <w:bottom w:type="dxa" w:w="50"/>
-              <w:right w:type="dxa" w:w="100"/>
-            </w:tcMar>
-          </w:tcPr>
-          <w:p>
-            <w:pPr>
-              <w:spacing w:line="250"/>
-            </w:pPr>
-            <w:r>
-              <w:rPr>
-                <w:sz w:val="18"/>
-                <w:szCs w:val="18"/>
-              </w:rPr>
-              <w:t xml:space="preserve">Not started</w:t>
-            </w:r>
-          </w:p>
-        </w:tc>
-      </w:tr>
-      <w:tr>
-        <w:tc>
-          <w:tcPr>
-            <w:tcW w:type="dxa" w:w="1900"/>
-            <w:tcMar>
-              <w:top w:type="dxa" w:w="50"/>
-              <w:left w:type="dxa" w:w="100"/>
-              <w:bottom w:type="dxa" w:w="50"/>
-              <w:right w:type="dxa" w:w="100"/>
-            </w:tcMar>
-          </w:tcPr>
-          <w:p>
-            <w:pPr>
-              <w:spacing w:line="250"/>
-            </w:pPr>
-            <w:r>
-              <w:rPr>
-                <w:sz w:val="18"/>
-                <w:szCs w:val="18"/>
-              </w:rPr>
-              <w:t xml:space="preserve">Capterra</w:t>
-            </w:r>
-          </w:p>
-        </w:tc>
-        <w:tc>
-          <w:tcPr>
-            <w:tcW w:type="dxa" w:w="900"/>
-            <w:tcMar>
-              <w:top w:type="dxa" w:w="50"/>
-              <w:left w:type="dxa" w:w="100"/>
-              <w:bottom w:type="dxa" w:w="50"/>
-              <w:right w:type="dxa" w:w="100"/>
-            </w:tcMar>
-          </w:tcPr>
-          <w:p>
-            <w:pPr>
-              <w:spacing w:line="250"/>
-            </w:pPr>
-            <w:r>
-              <w:rPr>
-                <w:sz w:val="18"/>
-                <w:szCs w:val="18"/>
-              </w:rPr>
-              <w:t xml:space="preserve">P1</w:t>
-            </w:r>
-          </w:p>
-        </w:tc>
-        <w:tc>
-          <w:tcPr>
-            <w:tcW w:type="dxa" w:w="1500"/>
-            <w:tcMar>
-              <w:top w:type="dxa" w:w="50"/>
-              <w:left w:type="dxa" w:w="100"/>
-              <w:bottom w:type="dxa" w:w="50"/>
-              <w:right w:type="dxa" w:w="100"/>
-            </w:tcMar>
-          </w:tcPr>
-          <w:p>
-            <w:pPr>
-              <w:spacing w:line="250"/>
-            </w:pPr>
-            <w:r>
-              <w:rPr>
-                <w:sz w:val="18"/>
-                <w:szCs w:val="18"/>
-              </w:rPr>
-              <w:t xml:space="preserve">Call Center</w:t>
-            </w:r>
-          </w:p>
-        </w:tc>
-        <w:tc>
-          <w:tcPr>
-            <w:tcW w:type="dxa" w:w="1400"/>
-            <w:tcMar>
-              <w:top w:type="dxa" w:w="50"/>
-              <w:left w:type="dxa" w:w="100"/>
-              <w:bottom w:type="dxa" w:w="50"/>
-              <w:right w:type="dxa" w:w="100"/>
-            </w:tcMar>
-          </w:tcPr>
-          <w:p>
-            <w:pPr>
-              <w:spacing w:line="250"/>
-            </w:pPr>
-            <w:r>
-              <w:rPr>
-                <w:sz w:val="18"/>
-                <w:szCs w:val="18"/>
-              </w:rPr>
-              <w:t xml:space="preserve"/>
-            </w:r>
-          </w:p>
-        </w:tc>
-        <w:tc>
-          <w:tcPr>
-            <w:tcW w:type="dxa" w:w="1900"/>
-            <w:tcMar>
-              <w:top w:type="dxa" w:w="50"/>
-              <w:left w:type="dxa" w:w="100"/>
-              <w:bottom w:type="dxa" w:w="50"/>
-              <w:right w:type="dxa" w:w="100"/>
-            </w:tcMar>
-          </w:tcPr>
-          <w:p>
-            <w:pPr>
-              <w:spacing w:line="250"/>
-            </w:pPr>
-            <w:r>
-              <w:rPr>
-                <w:sz w:val="18"/>
-                <w:szCs w:val="18"/>
-              </w:rPr>
-              <w:t xml:space="preserve"/>
-            </w:r>
-          </w:p>
-        </w:tc>
-        <w:tc>
-          <w:tcPr>
-            <w:tcW w:type="dxa" w:w="1600"/>
-            <w:tcMar>
-              <w:top w:type="dxa" w:w="50"/>
-              <w:left w:type="dxa" w:w="100"/>
-              <w:bottom w:type="dxa" w:w="50"/>
-              <w:right w:type="dxa" w:w="100"/>
-            </w:tcMar>
-          </w:tcPr>
-          <w:p>
-            <w:pPr>
-              <w:spacing w:line="250"/>
-            </w:pPr>
-            <w:r>
-              <w:rPr>
-                <w:sz w:val="18"/>
-                <w:szCs w:val="18"/>
-              </w:rPr>
-              <w:t xml:space="preserve">Not started</w:t>
-            </w:r>
-          </w:p>
-        </w:tc>
-      </w:tr>
-      <w:tr>
-        <w:tc>
-          <w:tcPr>
-            <w:tcW w:type="dxa" w:w="1900"/>
-            <w:tcMar>
-              <w:top w:type="dxa" w:w="50"/>
-              <w:left w:type="dxa" w:w="100"/>
-              <w:bottom w:type="dxa" w:w="50"/>
-              <w:right w:type="dxa" w:w="100"/>
-            </w:tcMar>
-          </w:tcPr>
-          <w:p>
-            <w:pPr>
-              <w:spacing w:line="250"/>
-            </w:pPr>
-            <w:r>
-              <w:rPr>
-                <w:sz w:val="18"/>
-                <w:szCs w:val="18"/>
-              </w:rPr>
-              <w:t xml:space="preserve">TrustRadius</w:t>
-            </w:r>
-          </w:p>
-        </w:tc>
-        <w:tc>
-          <w:tcPr>
-            <w:tcW w:type="dxa" w:w="900"/>
-            <w:tcMar>
-              <w:top w:type="dxa" w:w="50"/>
-              <w:left w:type="dxa" w:w="100"/>
-              <w:bottom w:type="dxa" w:w="50"/>
-              <w:right w:type="dxa" w:w="100"/>
-            </w:tcMar>
-          </w:tcPr>
-          <w:p>
-            <w:pPr>
-              <w:spacing w:line="250"/>
-            </w:pPr>
-            <w:r>
-              <w:rPr>
-                <w:sz w:val="18"/>
-                <w:szCs w:val="18"/>
-              </w:rPr>
-              <w:t xml:space="preserve">P1</w:t>
-            </w:r>
-          </w:p>
-        </w:tc>
-        <w:tc>
-          <w:tcPr>
-            <w:tcW w:type="dxa" w:w="1500"/>
-            <w:tcMar>
-              <w:top w:type="dxa" w:w="50"/>
-              <w:left w:type="dxa" w:w="100"/>
-              <w:bottom w:type="dxa" w:w="50"/>
-              <w:right w:type="dxa" w:w="100"/>
-            </w:tcMar>
-          </w:tcPr>
-          <w:p>
-            <w:pPr>
-              <w:spacing w:line="250"/>
-            </w:pPr>
-            <w:r>
-              <w:rPr>
-                <w:sz w:val="18"/>
-                <w:szCs w:val="18"/>
-              </w:rPr>
-              <w:t xml:space="preserve">Conversational AI</w:t>
-            </w:r>
-          </w:p>
-        </w:tc>
-        <w:tc>
-          <w:tcPr>
-            <w:tcW w:type="dxa" w:w="1400"/>
-            <w:tcMar>
-              <w:top w:type="dxa" w:w="50"/>
-              <w:left w:type="dxa" w:w="100"/>
-              <w:bottom w:type="dxa" w:w="50"/>
-              <w:right w:type="dxa" w:w="100"/>
-            </w:tcMar>
-          </w:tcPr>
-          <w:p>
-            <w:pPr>
-              <w:spacing w:line="250"/>
-            </w:pPr>
-            <w:r>
-              <w:rPr>
-                <w:sz w:val="18"/>
-                <w:szCs w:val="18"/>
-              </w:rPr>
-              <w:t xml:space="preserve"/>
-            </w:r>
-          </w:p>
-        </w:tc>
-        <w:tc>
-          <w:tcPr>
-            <w:tcW w:type="dxa" w:w="1900"/>
-            <w:tcMar>
-              <w:top w:type="dxa" w:w="50"/>
-              <w:left w:type="dxa" w:w="100"/>
-              <w:bottom w:type="dxa" w:w="50"/>
-              <w:right w:type="dxa" w:w="100"/>
-            </w:tcMar>
-          </w:tcPr>
-          <w:p>
-            <w:pPr>
-              <w:spacing w:line="250"/>
-            </w:pPr>
-            <w:r>
-              <w:rPr>
-                <w:sz w:val="18"/>
-                <w:szCs w:val="18"/>
-              </w:rPr>
-              <w:t xml:space="preserve"/>
-            </w:r>
-          </w:p>
-        </w:tc>
-        <w:tc>
-          <w:tcPr>
-            <w:tcW w:type="dxa" w:w="1600"/>
-            <w:tcMar>
-              <w:top w:type="dxa" w:w="50"/>
-              <w:left w:type="dxa" w:w="100"/>
-              <w:bottom w:type="dxa" w:w="50"/>
-              <w:right w:type="dxa" w:w="100"/>
-            </w:tcMar>
-          </w:tcPr>
-          <w:p>
-            <w:pPr>
-              <w:spacing w:line="250"/>
-            </w:pPr>
-            <w:r>
-              <w:rPr>
-                <w:sz w:val="18"/>
-                <w:szCs w:val="18"/>
-              </w:rPr>
-              <w:t xml:space="preserve">Not started</w:t>
-            </w:r>
-          </w:p>
-        </w:tc>
-      </w:tr>
-      <w:tr>
-        <w:tc>
-          <w:tcPr>
-            <w:tcW w:type="dxa" w:w="1900"/>
-            <w:tcMar>
-              <w:top w:type="dxa" w:w="50"/>
-              <w:left w:type="dxa" w:w="100"/>
-              <w:bottom w:type="dxa" w:w="50"/>
-              <w:right w:type="dxa" w:w="100"/>
-            </w:tcMar>
-          </w:tcPr>
-          <w:p>
-            <w:pPr>
-              <w:spacing w:line="250"/>
-            </w:pPr>
-            <w:r>
-              <w:rPr>
-                <w:sz w:val="18"/>
-                <w:szCs w:val="18"/>
-              </w:rPr>
-              <w:t xml:space="preserve">There's An AI For That</w:t>
-            </w:r>
-          </w:p>
-        </w:tc>
-        <w:tc>
-          <w:tcPr>
-            <w:tcW w:type="dxa" w:w="900"/>
-            <w:tcMar>
-              <w:top w:type="dxa" w:w="50"/>
-              <w:left w:type="dxa" w:w="100"/>
-              <w:bottom w:type="dxa" w:w="50"/>
-              <w:right w:type="dxa" w:w="100"/>
-            </w:tcMar>
-          </w:tcPr>
-          <w:p>
-            <w:pPr>
-              <w:spacing w:line="250"/>
-            </w:pPr>
-            <w:r>
-              <w:rPr>
-                <w:sz w:val="18"/>
-                <w:szCs w:val="18"/>
-              </w:rPr>
-              <w:t xml:space="preserve">P1</w:t>
-            </w:r>
-          </w:p>
-        </w:tc>
-        <w:tc>
-          <w:tcPr>
-            <w:tcW w:type="dxa" w:w="1500"/>
-            <w:tcMar>
-              <w:top w:type="dxa" w:w="50"/>
-              <w:left w:type="dxa" w:w="100"/>
-              <w:bottom w:type="dxa" w:w="50"/>
-              <w:right w:type="dxa" w:w="100"/>
-            </w:tcMar>
-          </w:tcPr>
-          <w:p>
-            <w:pPr>
-              <w:spacing w:line="250"/>
-            </w:pPr>
-            <w:r>
-              <w:rPr>
-                <w:sz w:val="18"/>
-                <w:szCs w:val="18"/>
-              </w:rPr>
-              <w:t xml:space="preserve">Voice agent</w:t>
-            </w:r>
-          </w:p>
-        </w:tc>
-        <w:tc>
-          <w:tcPr>
-            <w:tcW w:type="dxa" w:w="1400"/>
-            <w:tcMar>
-              <w:top w:type="dxa" w:w="50"/>
-              <w:left w:type="dxa" w:w="100"/>
-              <w:bottom w:type="dxa" w:w="50"/>
-              <w:right w:type="dxa" w:w="100"/>
-            </w:tcMar>
-          </w:tcPr>
-          <w:p>
-            <w:pPr>
-              <w:spacing w:line="250"/>
-            </w:pPr>
-            <w:r>
-              <w:rPr>
-                <w:sz w:val="18"/>
-                <w:szCs w:val="18"/>
-              </w:rPr>
-              <w:t xml:space="preserve"/>
-            </w:r>
-          </w:p>
-        </w:tc>
-        <w:tc>
-          <w:tcPr>
-            <w:tcW w:type="dxa" w:w="1900"/>
-            <w:tcMar>
-              <w:top w:type="dxa" w:w="50"/>
-              <w:left w:type="dxa" w:w="100"/>
-              <w:bottom w:type="dxa" w:w="50"/>
-              <w:right w:type="dxa" w:w="100"/>
-            </w:tcMar>
-          </w:tcPr>
-          <w:p>
-            <w:pPr>
-              <w:spacing w:line="250"/>
-            </w:pPr>
-            <w:r>
-              <w:rPr>
-                <w:sz w:val="18"/>
-                <w:szCs w:val="18"/>
-              </w:rPr>
-              <w:t xml:space="preserve"/>
-            </w:r>
-          </w:p>
-        </w:tc>
-        <w:tc>
-          <w:tcPr>
-            <w:tcW w:type="dxa" w:w="1600"/>
-            <w:tcMar>
-              <w:top w:type="dxa" w:w="50"/>
-              <w:left w:type="dxa" w:w="100"/>
-              <w:bottom w:type="dxa" w:w="50"/>
-              <w:right w:type="dxa" w:w="100"/>
-            </w:tcMar>
-          </w:tcPr>
-          <w:p>
-            <w:pPr>
-              <w:spacing w:line="250"/>
-            </w:pPr>
-            <w:r>
-              <w:rPr>
-                <w:sz w:val="18"/>
-                <w:szCs w:val="18"/>
-              </w:rPr>
-              <w:t xml:space="preserve">Not started</w:t>
-            </w:r>
-          </w:p>
-        </w:tc>
-      </w:tr>
-      <w:tr>
-        <w:tc>
-          <w:tcPr>
-            <w:tcW w:type="dxa" w:w="1900"/>
-            <w:tcMar>
-              <w:top w:type="dxa" w:w="50"/>
-              <w:left w:type="dxa" w:w="100"/>
-              <w:bottom w:type="dxa" w:w="50"/>
-              <w:right w:type="dxa" w:w="100"/>
-            </w:tcMar>
-          </w:tcPr>
-          <w:p>
-            <w:pPr>
-              <w:spacing w:line="250"/>
-            </w:pPr>
-            <w:r>
-              <w:rPr>
-                <w:sz w:val="18"/>
-                <w:szCs w:val="18"/>
-              </w:rPr>
-              <w:t xml:space="preserve">Futurepedia</w:t>
-            </w:r>
-          </w:p>
-        </w:tc>
-        <w:tc>
-          <w:tcPr>
-            <w:tcW w:type="dxa" w:w="900"/>
-            <w:tcMar>
-              <w:top w:type="dxa" w:w="50"/>
-              <w:left w:type="dxa" w:w="100"/>
-              <w:bottom w:type="dxa" w:w="50"/>
-              <w:right w:type="dxa" w:w="100"/>
-            </w:tcMar>
-          </w:tcPr>
-          <w:p>
-            <w:pPr>
-              <w:spacing w:line="250"/>
-            </w:pPr>
-            <w:r>
-              <w:rPr>
-                <w:sz w:val="18"/>
-                <w:szCs w:val="18"/>
-              </w:rPr>
-              <w:t xml:space="preserve">P1</w:t>
-            </w:r>
-          </w:p>
-        </w:tc>
-        <w:tc>
-          <w:tcPr>
-            <w:tcW w:type="dxa" w:w="1500"/>
-            <w:tcMar>
-              <w:top w:type="dxa" w:w="50"/>
-              <w:left w:type="dxa" w:w="100"/>
-              <w:bottom w:type="dxa" w:w="50"/>
-              <w:right w:type="dxa" w:w="100"/>
-            </w:tcMar>
-          </w:tcPr>
-          <w:p>
-            <w:pPr>
-              <w:spacing w:line="250"/>
-            </w:pPr>
-            <w:r>
-              <w:rPr>
-                <w:sz w:val="18"/>
-                <w:szCs w:val="18"/>
-              </w:rPr>
-              <w:t xml:space="preserve">Voice AI</w:t>
-            </w:r>
-          </w:p>
-        </w:tc>
-        <w:tc>
-          <w:tcPr>
-            <w:tcW w:type="dxa" w:w="1400"/>
-            <w:tcMar>
-              <w:top w:type="dxa" w:w="50"/>
-              <w:left w:type="dxa" w:w="100"/>
-              <w:bottom w:type="dxa" w:w="50"/>
-              <w:right w:type="dxa" w:w="100"/>
-            </w:tcMar>
-          </w:tcPr>
-          <w:p>
-            <w:pPr>
-              <w:spacing w:line="250"/>
-            </w:pPr>
-            <w:r>
-              <w:rPr>
-                <w:sz w:val="18"/>
-                <w:szCs w:val="18"/>
-              </w:rPr>
-              <w:t xml:space="preserve"/>
-            </w:r>
-          </w:p>
-        </w:tc>
-        <w:tc>
-          <w:tcPr>
-            <w:tcW w:type="dxa" w:w="1900"/>
-            <w:tcMar>
-              <w:top w:type="dxa" w:w="50"/>
-              <w:left w:type="dxa" w:w="100"/>
-              <w:bottom w:type="dxa" w:w="50"/>
-              <w:right w:type="dxa" w:w="100"/>
-            </w:tcMar>
-          </w:tcPr>
-          <w:p>
-            <w:pPr>
-              <w:spacing w:line="250"/>
-            </w:pPr>
-            <w:r>
-              <w:rPr>
-                <w:sz w:val="18"/>
-                <w:szCs w:val="18"/>
-              </w:rPr>
-              <w:t xml:space="preserve"/>
-            </w:r>
-          </w:p>
-        </w:tc>
-        <w:tc>
-          <w:tcPr>
-            <w:tcW w:type="dxa" w:w="1600"/>
-            <w:tcMar>
-              <w:top w:type="dxa" w:w="50"/>
-              <w:left w:type="dxa" w:w="100"/>
-              <w:bottom w:type="dxa" w:w="50"/>
-              <w:right w:type="dxa" w:w="100"/>
-            </w:tcMar>
-          </w:tcPr>
-          <w:p>
-            <w:pPr>
-              <w:spacing w:line="250"/>
-            </w:pPr>
-            <w:r>
-              <w:rPr>
-                <w:sz w:val="18"/>
-                <w:szCs w:val="18"/>
-              </w:rPr>
-              <w:t xml:space="preserve">Not started</w:t>
-            </w:r>
-          </w:p>
-        </w:tc>
-      </w:tr>
-      <w:tr>
-        <w:tc>
-          <w:tcPr>
-            <w:tcW w:type="dxa" w:w="1900"/>
-            <w:tcMar>
-              <w:top w:type="dxa" w:w="50"/>
-              <w:left w:type="dxa" w:w="100"/>
-              <w:bottom w:type="dxa" w:w="50"/>
-              <w:right w:type="dxa" w:w="100"/>
-            </w:tcMar>
-          </w:tcPr>
-          <w:p>
-            <w:pPr>
-              <w:spacing w:line="250"/>
-            </w:pPr>
-            <w:r>
-              <w:rPr>
-                <w:sz w:val="18"/>
-                <w:szCs w:val="18"/>
-              </w:rPr>
-              <w:t xml:space="preserve">Crunchbase</w:t>
-            </w:r>
-          </w:p>
-        </w:tc>
-        <w:tc>
-          <w:tcPr>
-            <w:tcW w:type="dxa" w:w="900"/>
-            <w:tcMar>
-              <w:top w:type="dxa" w:w="50"/>
-              <w:left w:type="dxa" w:w="100"/>
-              <w:bottom w:type="dxa" w:w="50"/>
-              <w:right w:type="dxa" w:w="100"/>
-            </w:tcMar>
-          </w:tcPr>
-          <w:p>
-            <w:pPr>
-              <w:spacing w:line="250"/>
-            </w:pPr>
-            <w:r>
-              <w:rPr>
-                <w:sz w:val="18"/>
-                <w:szCs w:val="18"/>
-              </w:rPr>
-              <w:t xml:space="preserve">P1</w:t>
-            </w:r>
-          </w:p>
-        </w:tc>
-        <w:tc>
-          <w:tcPr>
-            <w:tcW w:type="dxa" w:w="1500"/>
-            <w:tcMar>
-              <w:top w:type="dxa" w:w="50"/>
-              <w:left w:type="dxa" w:w="100"/>
-              <w:bottom w:type="dxa" w:w="50"/>
-              <w:right w:type="dxa" w:w="100"/>
-            </w:tcMar>
-          </w:tcPr>
-          <w:p>
-            <w:pPr>
-              <w:spacing w:line="250"/>
-            </w:pPr>
-            <w:r>
-              <w:rPr>
-                <w:sz w:val="18"/>
-                <w:szCs w:val="18"/>
-              </w:rPr>
-              <w:t xml:space="preserve">Company</w:t>
-            </w:r>
-          </w:p>
-        </w:tc>
-        <w:tc>
-          <w:tcPr>
-            <w:tcW w:type="dxa" w:w="1400"/>
-            <w:tcMar>
-              <w:top w:type="dxa" w:w="50"/>
-              <w:left w:type="dxa" w:w="100"/>
-              <w:bottom w:type="dxa" w:w="50"/>
-              <w:right w:type="dxa" w:w="100"/>
-            </w:tcMar>
-          </w:tcPr>
-          <w:p>
-            <w:pPr>
-              <w:spacing w:line="250"/>
-            </w:pPr>
-            <w:r>
-              <w:rPr>
-                <w:sz w:val="18"/>
-                <w:szCs w:val="18"/>
-              </w:rPr>
-              <w:t xml:space="preserve"/>
-            </w:r>
-          </w:p>
-        </w:tc>
-        <w:tc>
-          <w:tcPr>
-            <w:tcW w:type="dxa" w:w="1900"/>
-            <w:tcMar>
-              <w:top w:type="dxa" w:w="50"/>
-              <w:left w:type="dxa" w:w="100"/>
-              <w:bottom w:type="dxa" w:w="50"/>
-              <w:right w:type="dxa" w:w="100"/>
-            </w:tcMar>
-          </w:tcPr>
-          <w:p>
-            <w:pPr>
-              <w:spacing w:line="250"/>
-            </w:pPr>
-            <w:r>
-              <w:rPr>
-                <w:sz w:val="18"/>
-                <w:szCs w:val="18"/>
-              </w:rPr>
-              <w:t xml:space="preserve"/>
-            </w:r>
-          </w:p>
-        </w:tc>
-        <w:tc>
-          <w:tcPr>
-            <w:tcW w:type="dxa" w:w="1600"/>
-            <w:tcMar>
-              <w:top w:type="dxa" w:w="50"/>
-              <w:left w:type="dxa" w:w="100"/>
-              <w:bottom w:type="dxa" w:w="50"/>
-              <w:right w:type="dxa" w:w="100"/>
-            </w:tcMar>
-          </w:tcPr>
-          <w:p>
-            <w:pPr>
-              <w:spacing w:line="250"/>
-            </w:pPr>
-            <w:r>
-              <w:rPr>
-                <w:sz w:val="18"/>
-                <w:szCs w:val="18"/>
-              </w:rPr>
-              <w:t xml:space="preserve">Not started</w:t>
-            </w:r>
-          </w:p>
-        </w:tc>
-      </w:tr>
-      <w:tr>
-        <w:tc>
-          <w:tcPr>
-            <w:tcW w:type="dxa" w:w="1900"/>
-            <w:tcMar>
-              <w:top w:type="dxa" w:w="50"/>
-              <w:left w:type="dxa" w:w="100"/>
-              <w:bottom w:type="dxa" w:w="50"/>
-              <w:right w:type="dxa" w:w="100"/>
-            </w:tcMar>
-          </w:tcPr>
-          <w:p>
-            <w:pPr>
-              <w:spacing w:line="250"/>
-            </w:pPr>
-            <w:r>
-              <w:rPr>
-                <w:sz w:val="18"/>
-                <w:szCs w:val="18"/>
-              </w:rPr>
-              <w:t xml:space="preserve">Product Hunt</w:t>
-            </w:r>
-          </w:p>
-        </w:tc>
-        <w:tc>
-          <w:tcPr>
-            <w:tcW w:type="dxa" w:w="900"/>
-            <w:tcMar>
-              <w:top w:type="dxa" w:w="50"/>
-              <w:left w:type="dxa" w:w="100"/>
-              <w:bottom w:type="dxa" w:w="50"/>
-              <w:right w:type="dxa" w:w="100"/>
-            </w:tcMar>
-          </w:tcPr>
-          <w:p>
-            <w:pPr>
-              <w:spacing w:line="250"/>
-            </w:pPr>
-            <w:r>
-              <w:rPr>
-                <w:sz w:val="18"/>
-                <w:szCs w:val="18"/>
-              </w:rPr>
-              <w:t xml:space="preserve">P1</w:t>
-            </w:r>
-          </w:p>
-        </w:tc>
-        <w:tc>
-          <w:tcPr>
-            <w:tcW w:type="dxa" w:w="1500"/>
-            <w:tcMar>
-              <w:top w:type="dxa" w:w="50"/>
-              <w:left w:type="dxa" w:w="100"/>
-              <w:bottom w:type="dxa" w:w="50"/>
-              <w:right w:type="dxa" w:w="100"/>
-            </w:tcMar>
-          </w:tcPr>
-          <w:p>
-            <w:pPr>
-              <w:spacing w:line="250"/>
-            </w:pPr>
-            <w:r>
-              <w:rPr>
-                <w:sz w:val="18"/>
-                <w:szCs w:val="18"/>
-              </w:rPr>
-              <w:t xml:space="preserve">Launch</w:t>
-            </w:r>
-          </w:p>
-        </w:tc>
-        <w:tc>
-          <w:tcPr>
-            <w:tcW w:type="dxa" w:w="1400"/>
-            <w:tcMar>
-              <w:top w:type="dxa" w:w="50"/>
-              <w:left w:type="dxa" w:w="100"/>
-              <w:bottom w:type="dxa" w:w="50"/>
-              <w:right w:type="dxa" w:w="100"/>
-            </w:tcMar>
-          </w:tcPr>
-          <w:p>
-            <w:pPr>
-              <w:spacing w:line="250"/>
-            </w:pPr>
-            <w:r>
-              <w:rPr>
-                <w:sz w:val="18"/>
-                <w:szCs w:val="18"/>
-              </w:rPr>
-              <w:t xml:space="preserve"/>
-            </w:r>
-          </w:p>
-        </w:tc>
-        <w:tc>
-          <w:tcPr>
-            <w:tcW w:type="dxa" w:w="1900"/>
-            <w:tcMar>
-              <w:top w:type="dxa" w:w="50"/>
-              <w:left w:type="dxa" w:w="100"/>
-              <w:bottom w:type="dxa" w:w="50"/>
-              <w:right w:type="dxa" w:w="100"/>
-            </w:tcMar>
-          </w:tcPr>
-          <w:p>
-            <w:pPr>
-              <w:spacing w:line="250"/>
-            </w:pPr>
-            <w:r>
-              <w:rPr>
-                <w:sz w:val="18"/>
-                <w:szCs w:val="18"/>
-              </w:rPr>
-              <w:t xml:space="preserve"/>
-            </w:r>
-          </w:p>
-        </w:tc>
-        <w:tc>
-          <w:tcPr>
-            <w:tcW w:type="dxa" w:w="1600"/>
-            <w:tcMar>
-              <w:top w:type="dxa" w:w="50"/>
-              <w:left w:type="dxa" w:w="100"/>
-              <w:bottom w:type="dxa" w:w="50"/>
-              <w:right w:type="dxa" w:w="100"/>
-            </w:tcMar>
-          </w:tcPr>
-          <w:p>
-            <w:pPr>
-              <w:spacing w:line="250"/>
-            </w:pPr>
-            <w:r>
-              <w:rPr>
-                <w:sz w:val="18"/>
-                <w:szCs w:val="18"/>
-              </w:rPr>
-              <w:t xml:space="preserve">Planned</w:t>
-            </w:r>
-          </w:p>
-        </w:tc>
-      </w:tr>
-      <w:tr>
-        <w:tc>
-          <w:tcPr>
-            <w:tcW w:type="dxa" w:w="1900"/>
-            <w:tcMar>
-              <w:top w:type="dxa" w:w="50"/>
-              <w:left w:type="dxa" w:w="100"/>
-              <w:bottom w:type="dxa" w:w="50"/>
-              <w:right w:type="dxa" w:w="100"/>
-            </w:tcMar>
-          </w:tcPr>
-          <w:p>
-            <w:pPr>
-              <w:spacing w:line="250"/>
-            </w:pPr>
-            <w:r>
-              <w:rPr>
-                <w:sz w:val="18"/>
-                <w:szCs w:val="18"/>
-              </w:rPr>
-              <w:t xml:space="preserve"/>
-            </w:r>
-          </w:p>
-        </w:tc>
-        <w:tc>
-          <w:tcPr>
-            <w:tcW w:type="dxa" w:w="900"/>
-            <w:tcMar>
-              <w:top w:type="dxa" w:w="50"/>
-              <w:left w:type="dxa" w:w="100"/>
-              <w:bottom w:type="dxa" w:w="50"/>
-              <w:right w:type="dxa" w:w="100"/>
-            </w:tcMar>
-          </w:tcPr>
-          <w:p>
-            <w:pPr>
-              <w:spacing w:line="250"/>
-            </w:pPr>
-            <w:r>
-              <w:rPr>
-                <w:sz w:val="18"/>
-                <w:szCs w:val="18"/>
-              </w:rPr>
-              <w:t xml:space="preserve"/>
-            </w:r>
-          </w:p>
-        </w:tc>
-        <w:tc>
-          <w:tcPr>
-            <w:tcW w:type="dxa" w:w="1500"/>
-            <w:tcMar>
-              <w:top w:type="dxa" w:w="50"/>
-              <w:left w:type="dxa" w:w="100"/>
-              <w:bottom w:type="dxa" w:w="50"/>
-              <w:right w:type="dxa" w:w="100"/>
-            </w:tcMar>
-          </w:tcPr>
-          <w:p>
-            <w:pPr>
-              <w:spacing w:line="250"/>
-            </w:pPr>
-            <w:r>
-              <w:rPr>
-                <w:sz w:val="18"/>
-                <w:szCs w:val="18"/>
-              </w:rPr>
-              <w:t xml:space="preserve"/>
-            </w:r>
-          </w:p>
-        </w:tc>
-        <w:tc>
-          <w:tcPr>
-            <w:tcW w:type="dxa" w:w="1400"/>
-            <w:tcMar>
-              <w:top w:type="dxa" w:w="50"/>
-              <w:left w:type="dxa" w:w="100"/>
-              <w:bottom w:type="dxa" w:w="50"/>
-              <w:right w:type="dxa" w:w="100"/>
-            </w:tcMar>
-          </w:tcPr>
-          <w:p>
-            <w:pPr>
-              <w:spacing w:line="250"/>
-            </w:pPr>
-            <w:r>
-              <w:rPr>
-                <w:sz w:val="18"/>
-                <w:szCs w:val="18"/>
-              </w:rPr>
-              <w:t xml:space="preserve"/>
-            </w:r>
-          </w:p>
-        </w:tc>
-        <w:tc>
-          <w:tcPr>
-            <w:tcW w:type="dxa" w:w="1900"/>
-            <w:tcMar>
-              <w:top w:type="dxa" w:w="50"/>
-              <w:left w:type="dxa" w:w="100"/>
-              <w:bottom w:type="dxa" w:w="50"/>
-              <w:right w:type="dxa" w:w="100"/>
-            </w:tcMar>
-          </w:tcPr>
-          <w:p>
-            <w:pPr>
-              <w:spacing w:line="250"/>
-            </w:pPr>
-            <w:r>
-              <w:rPr>
-                <w:sz w:val="18"/>
-                <w:szCs w:val="18"/>
-              </w:rPr>
-              <w:t xml:space="preserve"/>
-            </w:r>
-          </w:p>
-        </w:tc>
-        <w:tc>
-          <w:tcPr>
-            <w:tcW w:type="dxa" w:w="1600"/>
-            <w:tcMar>
-              <w:top w:type="dxa" w:w="50"/>
-              <w:left w:type="dxa" w:w="100"/>
-              <w:bottom w:type="dxa" w:w="50"/>
-              <w:right w:type="dxa" w:w="100"/>
-            </w:tcMar>
-          </w:tcPr>
-          <w:p>
-            <w:pPr>
-              <w:spacing w:line="250"/>
-            </w:pPr>
-            <w:r>
-              <w:rPr>
-                <w:sz w:val="18"/>
-                <w:szCs w:val="18"/>
-              </w:rPr>
-              <w:t xml:space="preserve"/>
-            </w:r>
-          </w:p>
-        </w:tc>
-      </w:tr>
-      <w:tr>
-        <w:tc>
-          <w:tcPr>
-            <w:tcW w:type="dxa" w:w="1900"/>
-            <w:tcMar>
-              <w:top w:type="dxa" w:w="50"/>
-              <w:left w:type="dxa" w:w="100"/>
-              <w:bottom w:type="dxa" w:w="50"/>
-              <w:right w:type="dxa" w:w="100"/>
-            </w:tcMar>
-          </w:tcPr>
-          <w:p>
-            <w:pPr>
-              <w:spacing w:line="250"/>
-            </w:pPr>
-            <w:r>
-              <w:rPr>
-                <w:sz w:val="18"/>
-                <w:szCs w:val="18"/>
-              </w:rPr>
-              <w:t xml:space="preserve"/>
-            </w:r>
-          </w:p>
-        </w:tc>
-        <w:tc>
-          <w:tcPr>
-            <w:tcW w:type="dxa" w:w="900"/>
-            <w:tcMar>
-              <w:top w:type="dxa" w:w="50"/>
-              <w:left w:type="dxa" w:w="100"/>
-              <w:bottom w:type="dxa" w:w="50"/>
-              <w:right w:type="dxa" w:w="100"/>
-            </w:tcMar>
-          </w:tcPr>
-          <w:p>
-            <w:pPr>
-              <w:spacing w:line="250"/>
-            </w:pPr>
-            <w:r>
-              <w:rPr>
-                <w:sz w:val="18"/>
-                <w:szCs w:val="18"/>
-              </w:rPr>
-              <w:t xml:space="preserve"/>
-            </w:r>
-          </w:p>
-        </w:tc>
-        <w:tc>
-          <w:tcPr>
-            <w:tcW w:type="dxa" w:w="1500"/>
-            <w:tcMar>
-              <w:top w:type="dxa" w:w="50"/>
-              <w:left w:type="dxa" w:w="100"/>
-              <w:bottom w:type="dxa" w:w="50"/>
-              <w:right w:type="dxa" w:w="100"/>
-            </w:tcMar>
-          </w:tcPr>
-          <w:p>
-            <w:pPr>
-              <w:spacing w:line="250"/>
-            </w:pPr>
-            <w:r>
-              <w:rPr>
-                <w:sz w:val="18"/>
-                <w:szCs w:val="18"/>
-              </w:rPr>
-              <w:t xml:space="preserve"/>
-            </w:r>
-          </w:p>
-        </w:tc>
-        <w:tc>
-          <w:tcPr>
-            <w:tcW w:type="dxa" w:w="1400"/>
-            <w:tcMar>
-              <w:top w:type="dxa" w:w="50"/>
-              <w:left w:type="dxa" w:w="100"/>
-              <w:bottom w:type="dxa" w:w="50"/>
-              <w:right w:type="dxa" w:w="100"/>
-            </w:tcMar>
-          </w:tcPr>
-          <w:p>
-            <w:pPr>
-              <w:spacing w:line="250"/>
-            </w:pPr>
-            <w:r>
-              <w:rPr>
-                <w:sz w:val="18"/>
-                <w:szCs w:val="18"/>
-              </w:rPr>
-              <w:t xml:space="preserve"/>
-            </w:r>
-          </w:p>
-        </w:tc>
-        <w:tc>
-          <w:tcPr>
-            <w:tcW w:type="dxa" w:w="1900"/>
-            <w:tcMar>
-              <w:top w:type="dxa" w:w="50"/>
-              <w:left w:type="dxa" w:w="100"/>
-              <w:bottom w:type="dxa" w:w="50"/>
-              <w:right w:type="dxa" w:w="100"/>
-            </w:tcMar>
-          </w:tcPr>
-          <w:p>
-            <w:pPr>
-              <w:spacing w:line="250"/>
-            </w:pPr>
-            <w:r>
-              <w:rPr>
-                <w:sz w:val="18"/>
-                <w:szCs w:val="18"/>
-              </w:rPr>
-              <w:t xml:space="preserve"/>
-            </w:r>
-          </w:p>
-        </w:tc>
-        <w:tc>
-          <w:tcPr>
-            <w:tcW w:type="dxa" w:w="1600"/>
-            <w:tcMar>
-              <w:top w:type="dxa" w:w="50"/>
-              <w:left w:type="dxa" w:w="100"/>
-              <w:bottom w:type="dxa" w:w="50"/>
-              <w:right w:type="dxa" w:w="100"/>
-            </w:tcMar>
-          </w:tcPr>
-          <w:p>
-            <w:pPr>
-              <w:spacing w:line="250"/>
-            </w:pPr>
-            <w:r>
-              <w:rPr>
-                <w:sz w:val="18"/>
-                <w:szCs w:val="18"/>
-              </w:rPr>
-              <w:t xml:space="preserve"/>
-            </w:r>
-          </w:p>
-        </w:tc>
-      </w:tr>
-    </w:tbl>
-    <w:p>
-      <w:pPr>
-        <w:pStyle w:val="Heading1"/>
-        <w:spacing w:after="140" w:before="320"/>
-      </w:pPr>
-      <w:r>
-        <w:rPr>
-          <w:color w:val="0E1B22"/>
-        </w:rPr>
-        <w:t xml:space="preserve">10 · Confirm before submitting</w:t>
+        <w:t xml:space="preserve">8 · Confirm before submitting</w:t>
       </w:r>
     </w:p>
     <w:p>

--- a/trillet-offpage-submission-kit.docx
+++ b/trillet-offpage-submission-kit.docx
@@ -1495,13 +1495,10 @@
             </w:pPr>
             <w:r>
               <w:rPr>
-                <w:b/>
-                <w:bCs/>
-                <w:color w:val="0C8577"/>
-                <w:sz w:val="16"/>
-                <w:szCs w:val="16"/>
-              </w:rPr>
-              <w:t xml:space="preserve">CONFIRM handle</w:t>
+                <w:sz w:val="18"/>
+                <w:szCs w:val="18"/>
+              </w:rPr>
+              <w:t xml:space="preserve">https://x.com/trillet_ai</w:t>
             </w:r>
           </w:p>
         </w:tc>
@@ -1546,13 +1543,10 @@
             </w:pPr>
             <w:r>
               <w:rPr>
-                <w:b/>
-                <w:bCs/>
-                <w:color w:val="0C8577"/>
-                <w:sz w:val="16"/>
-                <w:szCs w:val="16"/>
-              </w:rPr>
-              <w:t xml:space="preserve">CONFIRM channel</w:t>
+                <w:sz w:val="18"/>
+                <w:szCs w:val="18"/>
+              </w:rPr>
+              <w:t xml:space="preserve">https://www.youtube.com/@Trillet-AI</w:t>
             </w:r>
           </w:p>
         </w:tc>
@@ -1577,7 +1571,7 @@
                 <w:sz w:val="18"/>
                 <w:szCs w:val="18"/>
               </w:rPr>
-              <w:t xml:space="preserve">Facebook / Instagram</w:t>
+              <w:t xml:space="preserve">Instagram</w:t>
             </w:r>
           </w:p>
         </w:tc>
@@ -1597,13 +1591,10 @@
             </w:pPr>
             <w:r>
               <w:rPr>
-                <w:b/>
-                <w:bCs/>
-                <w:color w:val="0C8577"/>
-                <w:sz w:val="16"/>
-                <w:szCs w:val="16"/>
-              </w:rPr>
-              <w:t xml:space="preserve">CONFIRM</w:t>
+                <w:sz w:val="18"/>
+                <w:szCs w:val="18"/>
+              </w:rPr>
+              <w:t xml:space="preserve">https://www.instagram.com/trillet.ai/</w:t>
             </w:r>
           </w:p>
         </w:tc>
@@ -3181,92 +3172,7 @@
         <w:rPr>
           <w:color w:val="0E1B22"/>
         </w:rPr>
-        <w:t xml:space="preserve">7 · Review-generation plan (for G2, Capterra, Trustpilot)</w:t>
-      </w:r>
-    </w:p>
-    <w:p>
-      <w:pPr>
-        <w:spacing w:after="120" w:line="276"/>
-      </w:pPr>
-      <w:r>
-        <w:t xml:space="preserve">Review sites rank and convert on review volume and recency. A short, steady flow beats a one-time push.</w:t>
-      </w:r>
-    </w:p>
-    <w:p>
-      <w:pPr>
-        <w:pStyle w:val="ListParagraph"/>
-        <w:numPr>
-          <w:ilvl w:val="0"/>
-          <w:numId w:val="1"/>
-        </w:numPr>
-        <w:spacing w:after="60" w:line="264"/>
-      </w:pPr>
-      <w:r>
-        <w:t xml:space="preserve">Identify 15/20 happy customers (the Trustpilot reviewers are a starting point).</w:t>
-      </w:r>
-    </w:p>
-    <w:p>
-      <w:pPr>
-        <w:pStyle w:val="ListParagraph"/>
-        <w:numPr>
-          <w:ilvl w:val="0"/>
-          <w:numId w:val="1"/>
-        </w:numPr>
-        <w:spacing w:after="60" w:line="264"/>
-      </w:pPr>
-      <w:r>
-        <w:t xml:space="preserve">Send a short, personal request with a direct review link; ask for a specific outcome, not a generic rating.</w:t>
-      </w:r>
-    </w:p>
-    <w:p>
-      <w:pPr>
-        <w:pStyle w:val="ListParagraph"/>
-        <w:numPr>
-          <w:ilvl w:val="0"/>
-          <w:numId w:val="1"/>
-        </w:numPr>
-        <w:spacing w:after="60" w:line="264"/>
-      </w:pPr>
-      <w:r>
-        <w:t xml:space="preserve">Add a post-onboarding and post-support review prompt so requests are steady, not one-off.</w:t>
-      </w:r>
-    </w:p>
-    <w:p>
-      <w:pPr>
-        <w:pStyle w:val="ListParagraph"/>
-        <w:numPr>
-          <w:ilvl w:val="0"/>
-          <w:numId w:val="1"/>
-        </w:numPr>
-        <w:spacing w:after="60" w:line="264"/>
-      </w:pPr>
-      <w:r>
-        <w:t xml:space="preserve">Never incentivise or script reviews; most platforms prohibit it and it reads as fake.</w:t>
-      </w:r>
-    </w:p>
-    <w:p>
-      <w:pPr>
-        <w:pStyle w:val="ListParagraph"/>
-        <w:numPr>
-          <w:ilvl w:val="0"/>
-          <w:numId w:val="1"/>
-        </w:numPr>
-        <w:spacing w:after="60" w:line="264"/>
-      </w:pPr>
-      <w:r>
-        <w:t xml:space="preserve">Respond to every review, positive or negative; responsiveness is itself a ranking and trust signal.</w:t>
-      </w:r>
-    </w:p>
-    <w:p>
-      <w:pPr>
-        <w:pStyle w:val="Heading1"/>
-        <w:spacing w:after="140" w:before="320"/>
-      </w:pPr>
-      <w:r>
-        <w:rPr>
-          <w:color w:val="0E1B22"/>
-        </w:rPr>
-        <w:t xml:space="preserve">8 · Confirm before submitting</w:t>
+        <w:t xml:space="preserve">7 · Confirm before submitting</w:t>
       </w:r>
     </w:p>
     <w:p>
